--- a/docs/submission/scout-documentation.docx
+++ b/docs/submission/scout-documentation.docx
@@ -242,7 +242,7 @@
               <w:pStyle w:val="Compact"/>
             </w:pPr>
             <w:r>
-              <w:t xml:space="preserve">489 тестов бэкенда на реальном PostgreSQL, 76 тестов фронтенда, 6 — эмулятора ФСП; ruff и mypy strict, eslint, tsc</w:t>
+              <w:t xml:space="preserve">491 тест бэкенда на реальном PostgreSQL, 77 тестов фронтенда, 6 — эмулятора ФСП; ruff и mypy strict, eslint, tsc</w:t>
             </w:r>
           </w:p>
         </w:tc>
@@ -433,7 +433,7 @@
               <w:pStyle w:val="Compact"/>
             </w:pPr>
             <w:r>
-              <w:t xml:space="preserve">ASSESSMENT.md, VALIDATION.md §2, кабинет методиста</w:t>
+              <w:t xml:space="preserve">ASSESSMENT.md, VALIDATION.md §2, «Вакансия → тест» у методиста и работодателя</w:t>
             </w:r>
           </w:p>
         </w:tc>
@@ -514,7 +514,7 @@
               <w:pStyle w:val="Compact"/>
             </w:pPr>
             <w:r>
-              <w:t xml:space="preserve">Монолит с явными слоями api → services → crud → models; OpenAPI на 125 методов; Keycloak-совместимый вход; outbox для ATS; нагрузочный тест</w:t>
+              <w:t xml:space="preserve">Монолит с явными слоями api → services → crud → models; OpenAPI на 126 методов; Keycloak-совместимый вход; outbox для ATS; нагрузочный тест</w:t>
             </w:r>
           </w:p>
         </w:tc>
@@ -560,18 +560,18 @@
               <w:pStyle w:val="Compact"/>
             </w:pPr>
             <w:r>
-              <w:t xml:space="preserve">Весь путь соискателя; корректный профиль без ФСП; документация по каждой механике</w:t>
-            </w:r>
-          </w:p>
-        </w:tc>
-        <w:tc>
-          <w:tcPr/>
-          <w:p>
-            <w:pPr>
-              <w:pStyle w:val="Compact"/>
-            </w:pPr>
-            <w:r>
-              <w:t xml:space="preserve">README, docs/</w:t>
+              <w:t xml:space="preserve">Весь путь соискателя; корректный профиль без ФСП; документация по каждой механике, схема интеграции с ФСП ID, справочник API, библиотеки с версиями, инструкция по сборке</w:t>
+            </w:r>
+          </w:p>
+        </w:tc>
+        <w:tc>
+          <w:tcPr/>
+          <w:p>
+            <w:pPr>
+              <w:pStyle w:val="Compact"/>
+            </w:pPr>
+            <w:r>
+              <w:t xml:space="preserve">README, docs/, разделы 8–11</w:t>
             </w:r>
           </w:p>
         </w:tc>
@@ -1878,13 +1878,13 @@
         <w:t xml:space="preserve"> </w:t>
       </w:r>
       <w:r>
-        <w:t xml:space="preserve">125 методов в OpenAPI 3.1 с описанием ответов и кодов ошибок; Swagger UI офлайн;</w:t>
-      </w:r>
-      <w:r>
-        <w:t xml:space="preserve"> </w:t>
-      </w:r>
-      <w:r>
-        <w:t xml:space="preserve">типы клиента генерируются из спецификации.</w:t>
+        <w:t xml:space="preserve">126 методов в OpenAPI 3.1 с описанием ответов и кодов ошибок; Swagger UI офлайн;</w:t>
+      </w:r>
+      <w:r>
+        <w:t xml:space="preserve"> </w:t>
+      </w:r>
+      <w:r>
+        <w:t xml:space="preserve">типы клиента генерируются из спецификации (раздел 9).</w:t>
       </w:r>
     </w:p>
     <w:p>
@@ -2270,6 +2270,30 @@
               <w:pStyle w:val="Compact"/>
             </w:pPr>
             <w:r>
+              <w:t xml:space="preserve">Вакансия → тест</w:t>
+            </w:r>
+          </w:p>
+        </w:tc>
+        <w:tc>
+          <w:tcPr/>
+          <w:p>
+            <w:pPr>
+              <w:pStyle w:val="Compact"/>
+            </w:pPr>
+            <w:r>
+              <w:t xml:space="preserve">Методист видит цепочку «вакансия → категория → состав теста под стек → задания у порога грейда → микрозадачи»; работодатель — то же по своей вакансии, но без самих заданий, чтобы шаблоны не утекали участникам рынка</w:t>
+            </w:r>
+          </w:p>
+        </w:tc>
+      </w:tr>
+      <w:tr>
+        <w:tc>
+          <w:tcPr/>
+          <w:p>
+            <w:pPr>
+              <w:pStyle w:val="Compact"/>
+            </w:pPr>
+            <w:r>
               <w:t xml:space="preserve">152-ФЗ</w:t>
             </w:r>
           </w:p>
@@ -2323,38 +2347,925 @@
       </w:tr>
     </w:tbl>
     <w:bookmarkEnd w:id="19"/>
-    <w:bookmarkStart w:id="20" w:name="запуск"/>
+    <w:bookmarkStart w:id="22" w:name="интеграция-с-фсп-и-фсп-id"/>
     <w:p>
       <w:pPr>
         <w:pStyle w:val="Heading1"/>
       </w:pPr>
       <w:r>
-        <w:t xml:space="preserve">8. Запуск</w:t>
+        <w:t xml:space="preserve">8. Интеграция с ФСП и ФСП ID</w:t>
       </w:r>
     </w:p>
     <w:p>
       <w:pPr>
-        <w:pStyle w:val="SourceCode"/>
-      </w:pPr>
+        <w:pStyle w:val="FirstParagraph"/>
+      </w:pPr>
+      <w:r>
+        <w:t xml:space="preserve">Доступа к боевому ФСП ID и реестру у команд нет, поэтому в стенде работает сервис</w:t>
+      </w:r>
+      <w:r>
+        <w:t xml:space="preserve"> </w:t>
+      </w:r>
       <w:r>
         <w:rPr>
           <w:rStyle w:val="VerbatimChar"/>
         </w:rPr>
-        <w:t xml:space="preserve">docker compose up --build</w:t>
+        <w:t xml:space="preserve">fsp-registry-mock</w:t>
+      </w:r>
+      <w:r>
+        <w:t xml:space="preserve"> </w:t>
+      </w:r>
+      <w:r>
+        <w:t xml:space="preserve">с тем же протоколом, что у Keycloak (OIDC), и реестром достижений. Бэкенд</w:t>
+      </w:r>
+      <w:r>
+        <w:t xml:space="preserve"> </w:t>
+      </w:r>
+      <w:r>
+        <w:t xml:space="preserve">говорит с ним как с настоящим провайдером; рядом лежит готовый realm для Keycloak 26 и</w:t>
+      </w:r>
+      <w:r>
+        <w:t xml:space="preserve"> </w:t>
+      </w:r>
+      <w:r>
+        <w:t xml:space="preserve">compose-оверлей. Подробно —</w:t>
+      </w:r>
+      <w:r>
+        <w:t xml:space="preserve"> </w:t>
+      </w:r>
+      <w:hyperlink r:id="rId20">
+        <w:r>
+          <w:rPr>
+            <w:rStyle w:val="Hyperlink"/>
+          </w:rPr>
+          <w:t xml:space="preserve">FSP_INTEGRATION.md</w:t>
+        </w:r>
+      </w:hyperlink>
+      <w:r>
+        <w:t xml:space="preserve"> </w:t>
+      </w:r>
+      <w:r>
+        <w:t xml:space="preserve">и</w:t>
+      </w:r>
+      <w:r>
+        <w:t xml:space="preserve"> </w:t>
+      </w:r>
+      <w:hyperlink r:id="rId21">
+        <w:r>
+          <w:rPr>
+            <w:rStyle w:val="Hyperlink"/>
+          </w:rPr>
+          <w:t xml:space="preserve">KEYCLOAK_GUIDE.md</w:t>
+        </w:r>
+      </w:hyperlink>
+      <w:r>
+        <w:t xml:space="preserve">.</w:t>
       </w:r>
     </w:p>
     <w:p>
       <w:pPr>
+        <w:pStyle w:val="BodyText"/>
+      </w:pPr>
+      <w:r>
+        <w:rPr>
+          <w:b/>
+          <w:bCs/>
+        </w:rPr>
+        <w:t xml:space="preserve">Привязка профиля к ФСП ID</w:t>
+      </w:r>
+      <w:r>
+        <w:t xml:space="preserve"> </w:t>
+      </w:r>
+      <w:r>
+        <w:t xml:space="preserve">(OIDC Authorization Code + PKCE S256):</w:t>
+      </w:r>
+    </w:p>
+    <w:tbl>
+      <w:tblPr>
+        <w:tblStyle w:val="Table"/>
+        <w:tblW w:type="pct" w:w="5000"/>
+        <w:tblLayout w:type="fixed"/>
+        <w:tblLook w:firstRow="1" w:lastRow="0" w:firstColumn="0" w:lastColumn="0" w:noHBand="0" w:noVBand="0" w:val="0020"/>
+      </w:tblPr>
+      <w:tblGrid>
+        <w:gridCol w:w="2640"/>
+        <w:gridCol w:w="2640"/>
+        <w:gridCol w:w="2640"/>
+      </w:tblGrid>
+      <w:tr>
+        <w:trPr>
+          <w:tblHeader w:val="on"/>
+        </w:trPr>
+        <w:tc>
+          <w:tcPr/>
+          <w:p>
+            <w:pPr>
+              <w:pStyle w:val="Compact"/>
+            </w:pPr>
+            <w:r>
+              <w:t xml:space="preserve">Шаг</w:t>
+            </w:r>
+          </w:p>
+        </w:tc>
+        <w:tc>
+          <w:tcPr/>
+          <w:p>
+            <w:pPr>
+              <w:pStyle w:val="Compact"/>
+            </w:pPr>
+            <w:r>
+              <w:t xml:space="preserve">Кто → кому</w:t>
+            </w:r>
+          </w:p>
+        </w:tc>
+        <w:tc>
+          <w:tcPr/>
+          <w:p>
+            <w:pPr>
+              <w:pStyle w:val="Compact"/>
+            </w:pPr>
+            <w:r>
+              <w:t xml:space="preserve">Что происходит</w:t>
+            </w:r>
+          </w:p>
+        </w:tc>
+      </w:tr>
+      <w:tr>
+        <w:tc>
+          <w:tcPr/>
+          <w:p>
+            <w:pPr>
+              <w:pStyle w:val="Compact"/>
+            </w:pPr>
+            <w:r>
+              <w:t xml:space="preserve">1</w:t>
+            </w:r>
+          </w:p>
+        </w:tc>
+        <w:tc>
+          <w:tcPr/>
+          <w:p>
+            <w:pPr>
+              <w:pStyle w:val="Compact"/>
+            </w:pPr>
+            <w:r>
+              <w:t xml:space="preserve">Кандидат → «Скаут»</w:t>
+            </w:r>
+          </w:p>
+        </w:tc>
+        <w:tc>
+          <w:tcPr/>
+          <w:p>
+            <w:pPr>
+              <w:pStyle w:val="Compact"/>
+            </w:pPr>
+            <w:r>
+              <w:t xml:space="preserve">«Привязать ФСП ID» с отдельным согласием на получение данных ФСП (152-ФЗ)</w:t>
+            </w:r>
+          </w:p>
+        </w:tc>
+      </w:tr>
+      <w:tr>
+        <w:tc>
+          <w:tcPr/>
+          <w:p>
+            <w:pPr>
+              <w:pStyle w:val="Compact"/>
+            </w:pPr>
+            <w:r>
+              <w:t xml:space="preserve">2</w:t>
+            </w:r>
+          </w:p>
+        </w:tc>
+        <w:tc>
+          <w:tcPr/>
+          <w:p>
+            <w:pPr>
+              <w:pStyle w:val="Compact"/>
+            </w:pPr>
+            <w:r>
+              <w:t xml:space="preserve">Бэкенд</w:t>
+            </w:r>
+          </w:p>
+        </w:tc>
+        <w:tc>
+          <w:tcPr/>
+          <w:p>
+            <w:pPr>
+              <w:pStyle w:val="Compact"/>
+            </w:pPr>
+            <w:r>
+              <w:t xml:space="preserve">Создаёт одноразовые</w:t>
+            </w:r>
+            <w:r>
+              <w:t xml:space="preserve"> </w:t>
+            </w:r>
+            <w:r>
+              <w:rPr>
+                <w:rStyle w:val="VerbatimChar"/>
+              </w:rPr>
+              <w:t xml:space="preserve">state</w:t>
+            </w:r>
+            <w:r>
+              <w:t xml:space="preserve">,</w:t>
+            </w:r>
+            <w:r>
+              <w:t xml:space="preserve"> </w:t>
+            </w:r>
+            <w:r>
+              <w:rPr>
+                <w:rStyle w:val="VerbatimChar"/>
+              </w:rPr>
+              <w:t xml:space="preserve">nonce</w:t>
+            </w:r>
+            <w:r>
+              <w:t xml:space="preserve"> </w:t>
+            </w:r>
+            <w:r>
+              <w:t xml:space="preserve">и PKCE-верификатор на 10 минут, возвращает адрес входа</w:t>
+            </w:r>
+          </w:p>
+        </w:tc>
+      </w:tr>
+      <w:tr>
+        <w:tc>
+          <w:tcPr/>
+          <w:p>
+            <w:pPr>
+              <w:pStyle w:val="Compact"/>
+            </w:pPr>
+            <w:r>
+              <w:t xml:space="preserve">3</w:t>
+            </w:r>
+          </w:p>
+        </w:tc>
+        <w:tc>
+          <w:tcPr/>
+          <w:p>
+            <w:pPr>
+              <w:pStyle w:val="Compact"/>
+            </w:pPr>
+            <w:r>
+              <w:t xml:space="preserve">Браузер → ФСП ID</w:t>
+            </w:r>
+          </w:p>
+        </w:tc>
+        <w:tc>
+          <w:tcPr/>
+          <w:p>
+            <w:pPr>
+              <w:pStyle w:val="Compact"/>
+            </w:pPr>
+            <w:r>
+              <w:t xml:space="preserve">Участник входит логином и паролем ФСП и разрешает доступ</w:t>
+            </w:r>
+          </w:p>
+        </w:tc>
+      </w:tr>
+      <w:tr>
+        <w:tc>
+          <w:tcPr/>
+          <w:p>
+            <w:pPr>
+              <w:pStyle w:val="Compact"/>
+            </w:pPr>
+            <w:r>
+              <w:t xml:space="preserve">4</w:t>
+            </w:r>
+          </w:p>
+        </w:tc>
+        <w:tc>
+          <w:tcPr/>
+          <w:p>
+            <w:pPr>
+              <w:pStyle w:val="Compact"/>
+            </w:pPr>
+            <w:r>
+              <w:t xml:space="preserve">ФСП ID → кабинет</w:t>
+            </w:r>
+          </w:p>
+        </w:tc>
+        <w:tc>
+          <w:tcPr/>
+          <w:p>
+            <w:pPr>
+              <w:pStyle w:val="Compact"/>
+            </w:pPr>
+            <w:r>
+              <w:t xml:space="preserve">Возврат на</w:t>
+            </w:r>
+            <w:r>
+              <w:t xml:space="preserve"> </w:t>
+            </w:r>
+            <w:r>
+              <w:rPr>
+                <w:rStyle w:val="VerbatimChar"/>
+              </w:rPr>
+              <w:t xml:space="preserve">/c/fsp/callback</w:t>
+            </w:r>
+            <w:r>
+              <w:t xml:space="preserve"> </w:t>
+            </w:r>
+            <w:r>
+              <w:t xml:space="preserve">с</w:t>
+            </w:r>
+            <w:r>
+              <w:t xml:space="preserve"> </w:t>
+            </w:r>
+            <w:r>
+              <w:rPr>
+                <w:rStyle w:val="VerbatimChar"/>
+              </w:rPr>
+              <w:t xml:space="preserve">code</w:t>
+            </w:r>
+            <w:r>
+              <w:t xml:space="preserve"> </w:t>
+            </w:r>
+            <w:r>
+              <w:t xml:space="preserve">и</w:t>
+            </w:r>
+            <w:r>
+              <w:t xml:space="preserve"> </w:t>
+            </w:r>
+            <w:r>
+              <w:rPr>
+                <w:rStyle w:val="VerbatimChar"/>
+              </w:rPr>
+              <w:t xml:space="preserve">state</w:t>
+            </w:r>
+          </w:p>
+        </w:tc>
+      </w:tr>
+      <w:tr>
+        <w:tc>
+          <w:tcPr/>
+          <w:p>
+            <w:pPr>
+              <w:pStyle w:val="Compact"/>
+            </w:pPr>
+            <w:r>
+              <w:t xml:space="preserve">5</w:t>
+            </w:r>
+          </w:p>
+        </w:tc>
+        <w:tc>
+          <w:tcPr/>
+          <w:p>
+            <w:pPr>
+              <w:pStyle w:val="Compact"/>
+            </w:pPr>
+            <w:r>
+              <w:t xml:space="preserve">Кабинет → бэкенд</w:t>
+            </w:r>
+          </w:p>
+        </w:tc>
+        <w:tc>
+          <w:tcPr/>
+          <w:p>
+            <w:pPr>
+              <w:pStyle w:val="Compact"/>
+            </w:pPr>
+            <w:r>
+              <w:rPr>
+                <w:rStyle w:val="VerbatimChar"/>
+              </w:rPr>
+              <w:t xml:space="preserve">code</w:t>
+            </w:r>
+            <w:r>
+              <w:t xml:space="preserve"> </w:t>
+            </w:r>
+            <w:r>
+              <w:t xml:space="preserve">и</w:t>
+            </w:r>
+            <w:r>
+              <w:t xml:space="preserve"> </w:t>
+            </w:r>
+            <w:r>
+              <w:rPr>
+                <w:rStyle w:val="VerbatimChar"/>
+              </w:rPr>
+              <w:t xml:space="preserve">state</w:t>
+            </w:r>
+            <w:r>
+              <w:t xml:space="preserve"> </w:t>
+            </w:r>
+            <w:r>
+              <w:t xml:space="preserve">с access-токеном пользователя;</w:t>
+            </w:r>
+            <w:r>
+              <w:t xml:space="preserve"> </w:t>
+            </w:r>
+            <w:r>
+              <w:rPr>
+                <w:rStyle w:val="VerbatimChar"/>
+              </w:rPr>
+              <w:t xml:space="preserve">state</w:t>
+            </w:r>
+            <w:r>
+              <w:t xml:space="preserve"> </w:t>
+            </w:r>
+            <w:r>
+              <w:t xml:space="preserve">гасится до обращения к провайдеру</w:t>
+            </w:r>
+          </w:p>
+        </w:tc>
+      </w:tr>
+      <w:tr>
+        <w:tc>
+          <w:tcPr/>
+          <w:p>
+            <w:pPr>
+              <w:pStyle w:val="Compact"/>
+            </w:pPr>
+            <w:r>
+              <w:t xml:space="preserve">6</w:t>
+            </w:r>
+          </w:p>
+        </w:tc>
+        <w:tc>
+          <w:tcPr/>
+          <w:p>
+            <w:pPr>
+              <w:pStyle w:val="Compact"/>
+            </w:pPr>
+            <w:r>
+              <w:t xml:space="preserve">Бэкенд → ФСП ID</w:t>
+            </w:r>
+          </w:p>
+        </w:tc>
+        <w:tc>
+          <w:tcPr/>
+          <w:p>
+            <w:pPr>
+              <w:pStyle w:val="Compact"/>
+            </w:pPr>
+            <w:r>
+              <w:t xml:space="preserve">Обмен кода с</w:t>
+            </w:r>
+            <w:r>
+              <w:t xml:space="preserve"> </w:t>
+            </w:r>
+            <w:r>
+              <w:rPr>
+                <w:rStyle w:val="VerbatimChar"/>
+              </w:rPr>
+              <w:t xml:space="preserve">code_verifier</w:t>
+            </w:r>
+            <w:r>
+              <w:t xml:space="preserve">; проверка id_token: подпись RS256 по JWKS,</w:t>
+            </w:r>
+            <w:r>
+              <w:t xml:space="preserve"> </w:t>
+            </w:r>
+            <w:r>
+              <w:rPr>
+                <w:rStyle w:val="VerbatimChar"/>
+              </w:rPr>
+              <w:t xml:space="preserve">iss</w:t>
+            </w:r>
+            <w:r>
+              <w:t xml:space="preserve">,</w:t>
+            </w:r>
+            <w:r>
+              <w:t xml:space="preserve"> </w:t>
+            </w:r>
+            <w:r>
+              <w:rPr>
+                <w:rStyle w:val="VerbatimChar"/>
+              </w:rPr>
+              <w:t xml:space="preserve">aud</w:t>
+            </w:r>
+            <w:r>
+              <w:t xml:space="preserve">,</w:t>
+            </w:r>
+            <w:r>
+              <w:t xml:space="preserve"> </w:t>
+            </w:r>
+            <w:r>
+              <w:rPr>
+                <w:rStyle w:val="VerbatimChar"/>
+              </w:rPr>
+              <w:t xml:space="preserve">exp</w:t>
+            </w:r>
+            <w:r>
+              <w:t xml:space="preserve">,</w:t>
+            </w:r>
+            <w:r>
+              <w:t xml:space="preserve"> </w:t>
+            </w:r>
+            <w:r>
+              <w:rPr>
+                <w:rStyle w:val="VerbatimChar"/>
+              </w:rPr>
+              <w:t xml:space="preserve">nonce</w:t>
+            </w:r>
+          </w:p>
+        </w:tc>
+      </w:tr>
+      <w:tr>
+        <w:tc>
+          <w:tcPr/>
+          <w:p>
+            <w:pPr>
+              <w:pStyle w:val="Compact"/>
+            </w:pPr>
+            <w:r>
+              <w:t xml:space="preserve">7</w:t>
+            </w:r>
+          </w:p>
+        </w:tc>
+        <w:tc>
+          <w:tcPr/>
+          <w:p>
+            <w:pPr>
+              <w:pStyle w:val="Compact"/>
+            </w:pPr>
+            <w:r>
+              <w:t xml:space="preserve">Бэкенд → реестр</w:t>
+            </w:r>
+          </w:p>
+        </w:tc>
+        <w:tc>
+          <w:tcPr/>
+          <w:p>
+            <w:pPr>
+              <w:pStyle w:val="Compact"/>
+            </w:pPr>
+            <w:r>
+              <w:t xml:space="preserve">Участия и результаты по токену участника; ответ проверяется схемой</w:t>
+            </w:r>
+          </w:p>
+        </w:tc>
+      </w:tr>
+      <w:tr>
+        <w:tc>
+          <w:tcPr/>
+          <w:p>
+            <w:pPr>
+              <w:pStyle w:val="Compact"/>
+            </w:pPr>
+            <w:r>
+              <w:t xml:space="preserve">8</w:t>
+            </w:r>
+          </w:p>
+        </w:tc>
+        <w:tc>
+          <w:tcPr/>
+          <w:p>
+            <w:pPr>
+              <w:pStyle w:val="Compact"/>
+            </w:pPr>
+            <w:r>
+              <w:t xml:space="preserve">Бэкенд</w:t>
+            </w:r>
+          </w:p>
+        </w:tc>
+        <w:tc>
+          <w:tcPr/>
+          <w:p>
+            <w:pPr>
+              <w:pStyle w:val="Compact"/>
+            </w:pPr>
+            <w:r>
+              <w:t xml:space="preserve">Привязка, участия, журнал синхронизации, согласие и аудит; пересчёт балла F и индекса профиля</w:t>
+            </w:r>
+          </w:p>
+        </w:tc>
+      </w:tr>
+    </w:tbl>
+    <w:p>
+      <w:pPr>
+        <w:pStyle w:val="BodyText"/>
+      </w:pPr>
+      <w:r>
+        <w:t xml:space="preserve">Повторная синхронизация идёт сервисным токеном платформы (client credentials,</w:t>
+      </w:r>
+      <w:r>
+        <w:t xml:space="preserve"> </w:t>
+      </w:r>
+      <w:r>
+        <w:rPr>
+          <w:rStyle w:val="VerbatimChar"/>
+        </w:rPr>
+        <w:t xml:space="preserve">scope=registry:read</w:t>
+      </w:r>
+      <w:r>
+        <w:t xml:space="preserve">). Вход через ФСП ID работает для уже привязанных аккаунтов: аккаунт по ФСП</w:t>
+      </w:r>
+      <w:r>
+        <w:t xml:space="preserve"> </w:t>
+      </w:r>
+      <w:r>
+        <w:t xml:space="preserve">ID не создаётся, потому что в реестре нет подтверждённого email.</w:t>
+      </w:r>
+    </w:p>
+    <w:p>
+      <w:pPr>
+        <w:pStyle w:val="BodyText"/>
+      </w:pPr>
+      <w:r>
+        <w:rPr>
+          <w:b/>
+          <w:bCs/>
+        </w:rPr>
+        <w:t xml:space="preserve">Получаем:</w:t>
+      </w:r>
+      <w:r>
+        <w:t xml:space="preserve"> </w:t>
+      </w:r>
+      <w:r>
+        <w:t xml:space="preserve">номер участника, регион, разряд; по каждому участию — мероприятие, уровень,</w:t>
+      </w:r>
+      <w:r>
+        <w:t xml:space="preserve"> </w:t>
+      </w:r>
+      <w:r>
+        <w:t xml:space="preserve">дисциплину, дату, формат, команду и роль, место, число участников, ссылку на протокол.</w:t>
+      </w:r>
+      <w:r>
+        <w:t xml:space="preserve"> </w:t>
+      </w:r>
+      <w:r>
+        <w:rPr>
+          <w:b/>
+          <w:bCs/>
+        </w:rPr>
+        <w:t xml:space="preserve">Не получаем:</w:t>
+      </w:r>
+      <w:r>
+        <w:t xml:space="preserve"> </w:t>
+      </w:r>
+      <w:r>
+        <w:t xml:space="preserve">ФИО, дату рождения, документы, контакты.</w:t>
+      </w:r>
+    </w:p>
+    <w:p>
+      <w:pPr>
+        <w:pStyle w:val="BodyText"/>
+      </w:pPr>
+      <w:r>
+        <w:rPr>
+          <w:b/>
+          <w:bCs/>
+        </w:rPr>
+        <w:t xml:space="preserve">Состояния профиля:</w:t>
+      </w:r>
+      <w:r>
+        <w:t xml:space="preserve"> </w:t>
+      </w:r>
+      <w:r>
+        <w:t xml:space="preserve">не привязан — F = 0, «оценка основана на тесте и профиле»; привязан без</w:t>
+      </w:r>
+      <w:r>
+        <w:t xml:space="preserve"> </w:t>
+      </w:r>
+      <w:r>
+        <w:t xml:space="preserve">участий — F = 0 и разряд, если есть; привязан с участиями — F от 0 до 1 и лента участий;</w:t>
+      </w:r>
+      <w:r>
+        <w:t xml:space="preserve"> </w:t>
+      </w:r>
+      <w:r>
+        <w:t xml:space="preserve">скрыт кандидатом — F = 0, ничего не показывается. Нулевой F означает отсутствие бонуса, а не</w:t>
+      </w:r>
+      <w:r>
+        <w:t xml:space="preserve"> </w:t>
+      </w:r>
+      <w:r>
+        <w:t xml:space="preserve">штраф. Балл ФСП не различает уровень и дисциплину соревнования (просьба менторов ФСП) и</w:t>
+      </w:r>
+      <w:r>
+        <w:t xml:space="preserve"> </w:t>
+      </w:r>
+      <w:r>
+        <w:t xml:space="preserve">учитывает число участий, результативность и давность: F = min(1; 0,6·R + 0,4·N), полураспад</w:t>
+      </w:r>
+      <w:r>
+        <w:t xml:space="preserve"> </w:t>
+      </w:r>
+      <w:r>
+        <w:t xml:space="preserve">веса — 24 месяца.</w:t>
+      </w:r>
+    </w:p>
+    <w:p>
+      <w:pPr>
+        <w:pStyle w:val="BodyText"/>
+      </w:pPr>
+      <w:r>
+        <w:rPr>
+          <w:b/>
+          <w:bCs/>
+        </w:rPr>
+        <w:t xml:space="preserve">Отказоустойчивость:</w:t>
+      </w:r>
+      <w:r>
+        <w:t xml:space="preserve"> </w:t>
+      </w:r>
+      <w:r>
+        <w:t xml:space="preserve">недоступный реестр не стирает прошлые участия; недоступный ФСП ID — 503</w:t>
+      </w:r>
+      <w:r>
+        <w:t xml:space="preserve"> </w:t>
+      </w:r>
+      <w:r>
+        <w:rPr>
+          <w:rStyle w:val="VerbatimChar"/>
+        </w:rPr>
+        <w:t xml:space="preserve">fsp_unavailable</w:t>
+      </w:r>
+      <w:r>
+        <w:t xml:space="preserve"> </w:t>
+      </w:r>
+      <w:r>
+        <w:t xml:space="preserve">без записи в базу; один участник у двух профилей — 409</w:t>
+      </w:r>
+      <w:r>
+        <w:t xml:space="preserve"> </w:t>
+      </w:r>
+      <w:r>
+        <w:rPr>
+          <w:rStyle w:val="VerbatimChar"/>
+        </w:rPr>
+        <w:t xml:space="preserve">fsp_already_linked</w:t>
+      </w:r>
+      <w:r>
+        <w:t xml:space="preserve">;</w:t>
+      </w:r>
+      <w:r>
+        <w:t xml:space="preserve"> </w:t>
+      </w:r>
+      <w:r>
+        <w:t xml:space="preserve">незнакомый</w:t>
+      </w:r>
+      <w:r>
+        <w:t xml:space="preserve"> </w:t>
+      </w:r>
+      <w:r>
+        <w:rPr>
+          <w:rStyle w:val="VerbatimChar"/>
+        </w:rPr>
+        <w:t xml:space="preserve">kid</w:t>
+      </w:r>
+      <w:r>
+        <w:t xml:space="preserve"> </w:t>
+      </w:r>
+      <w:r>
+        <w:t xml:space="preserve">— JWKS перечитывается один раз.</w:t>
+      </w:r>
+    </w:p>
+    <w:p>
+      <w:pPr>
+        <w:pStyle w:val="BodyText"/>
+      </w:pPr>
+      <w:r>
+        <w:rPr>
+          <w:b/>
+          <w:bCs/>
+        </w:rPr>
+        <w:t xml:space="preserve">Переход на боевой ФСП ID</w:t>
+      </w:r>
+      <w:r>
+        <w:t xml:space="preserve"> </w:t>
+      </w:r>
+      <w:r>
+        <w:t xml:space="preserve">— переменные окружения, без изменений кода:</w:t>
+      </w:r>
+      <w:r>
+        <w:t xml:space="preserve"> </w:t>
+      </w:r>
+      <w:r>
+        <w:rPr>
+          <w:rStyle w:val="VerbatimChar"/>
+        </w:rPr>
+        <w:t xml:space="preserve">FSP_PUBLIC_URL</w:t>
+      </w:r>
+      <w:r>
+        <w:t xml:space="preserve"> </w:t>
+      </w:r>
+      <w:r>
+        <w:t xml:space="preserve">(realm ФСП ID),</w:t>
+      </w:r>
+      <w:r>
+        <w:t xml:space="preserve"> </w:t>
+      </w:r>
+      <w:r>
+        <w:rPr>
+          <w:rStyle w:val="VerbatimChar"/>
+        </w:rPr>
+        <w:t xml:space="preserve">FSP_INTERNAL_URL</w:t>
+      </w:r>
+      <w:r>
+        <w:t xml:space="preserve">,</w:t>
+      </w:r>
+      <w:r>
+        <w:t xml:space="preserve"> </w:t>
+      </w:r>
+      <w:r>
+        <w:rPr>
+          <w:rStyle w:val="VerbatimChar"/>
+        </w:rPr>
+        <w:t xml:space="preserve">FSP_REGISTRY_URL</w:t>
+      </w:r>
+      <w:r>
+        <w:t xml:space="preserve">,</w:t>
+      </w:r>
+      <w:r>
+        <w:t xml:space="preserve"> </w:t>
+      </w:r>
+      <w:r>
+        <w:rPr>
+          <w:rStyle w:val="VerbatimChar"/>
+        </w:rPr>
+        <w:t xml:space="preserve">FSP_CLIENT_ID</w:t>
+      </w:r>
+      <w:r>
+        <w:t xml:space="preserve"> </w:t>
+      </w:r>
+      <w:r>
+        <w:t xml:space="preserve">и</w:t>
+      </w:r>
+      <w:r>
+        <w:t xml:space="preserve"> </w:t>
+      </w:r>
+      <w:r>
+        <w:rPr>
+          <w:rStyle w:val="VerbatimChar"/>
+        </w:rPr>
+        <w:t xml:space="preserve">FSP_CLIENT_SECRET</w:t>
+      </w:r>
+      <w:r>
+        <w:t xml:space="preserve">,</w:t>
+      </w:r>
+      <w:r>
+        <w:t xml:space="preserve"> </w:t>
+      </w:r>
+      <w:r>
+        <w:rPr>
+          <w:rStyle w:val="VerbatimChar"/>
+        </w:rPr>
+        <w:t xml:space="preserve">FSP_PARTICIPANT_CLAIM</w:t>
+      </w:r>
+      <w:r>
+        <w:t xml:space="preserve"> </w:t>
+      </w:r>
+      <w:r>
+        <w:t xml:space="preserve">(в Keycloak —</w:t>
+      </w:r>
+      <w:r>
+        <w:t xml:space="preserve"> </w:t>
+      </w:r>
+      <w:r>
+        <w:rPr>
+          <w:rStyle w:val="VerbatimChar"/>
+        </w:rPr>
+        <w:t xml:space="preserve">fsp_participant_id</w:t>
+      </w:r>
+      <w:r>
+        <w:t xml:space="preserve">). С dev-секретом production не</w:t>
+      </w:r>
+      <w:r>
+        <w:t xml:space="preserve"> </w:t>
+      </w:r>
+      <w:r>
+        <w:t xml:space="preserve">стартует.</w:t>
+      </w:r>
+    </w:p>
+    <w:bookmarkEnd w:id="22"/>
+    <w:bookmarkStart w:id="24" w:name="api"/>
+    <w:p>
+      <w:pPr>
+        <w:pStyle w:val="Heading1"/>
+      </w:pPr>
+      <w:r>
+        <w:t xml:space="preserve">9. API</w:t>
+      </w:r>
+    </w:p>
+    <w:p>
+      <w:pPr>
         <w:pStyle w:val="FirstParagraph"/>
       </w:pPr>
       <w:r>
-        <w:t xml:space="preserve">Приложение — http://localhost:8080, письма — http://localhost:8025, Swagger —</w:t>
-      </w:r>
-      <w:r>
-        <w:t xml:space="preserve"> </w:t>
-      </w:r>
-      <w:r>
-        <w:t xml:space="preserve">http://localhost:8080/api/docs. Демо-аккаунты (пароль</w:t>
+        <w:t xml:space="preserve">126 методов в 21 группе, OpenAPI 3.1. Полный справочник —</w:t>
+      </w:r>
+      <w:r>
+        <w:t xml:space="preserve"> </w:t>
+      </w:r>
+      <w:hyperlink r:id="rId23">
+        <w:r>
+          <w:rPr>
+            <w:rStyle w:val="Hyperlink"/>
+          </w:rPr>
+          <w:t xml:space="preserve">API.md</w:t>
+        </w:r>
+      </w:hyperlink>
+      <w:r>
+        <w:t xml:space="preserve">, он собирается</w:t>
+      </w:r>
+      <w:r>
+        <w:t xml:space="preserve"> </w:t>
+      </w:r>
+      <w:r>
+        <w:t xml:space="preserve">командой</w:t>
       </w:r>
       <w:r>
         <w:t xml:space="preserve"> </w:t>
@@ -2363,101 +3274,19 @@
         <w:rPr>
           <w:rStyle w:val="VerbatimChar"/>
         </w:rPr>
-        <w:t xml:space="preserve">ScoutDemo2026</w:t>
-      </w:r>
-      <w:r>
-        <w:t xml:space="preserve">): специалист</w:t>
-      </w:r>
-      <w:r>
-        <w:t xml:space="preserve"> </w:t>
-      </w:r>
-      <w:r>
-        <w:rPr>
-          <w:rStyle w:val="VerbatimChar"/>
-        </w:rPr>
-        <w:t xml:space="preserve">candidate@example.com</w:t>
-      </w:r>
-      <w:r>
-        <w:t xml:space="preserve">, работодатель</w:t>
-      </w:r>
-      <w:r>
-        <w:t xml:space="preserve"> </w:t>
-      </w:r>
-      <w:r>
-        <w:rPr>
-          <w:rStyle w:val="VerbatimChar"/>
-        </w:rPr>
-        <w:t xml:space="preserve">employer@example.com</w:t>
-      </w:r>
-      <w:r>
-        <w:t xml:space="preserve">, методист</w:t>
-      </w:r>
-      <w:r>
-        <w:t xml:space="preserve"> </w:t>
-      </w:r>
-      <w:r>
-        <w:rPr>
-          <w:rStyle w:val="VerbatimChar"/>
-        </w:rPr>
-        <w:t xml:space="preserve">methodist@example.com</w:t>
-      </w:r>
-      <w:r>
-        <w:t xml:space="preserve">; участники эмулятора ФСП —</w:t>
-      </w:r>
-      <w:r>
-        <w:t xml:space="preserve"> </w:t>
-      </w:r>
-      <w:r>
-        <w:rPr>
-          <w:rStyle w:val="VerbatimChar"/>
-        </w:rPr>
-        <w:t xml:space="preserve">fsp000021</w:t>
-      </w:r>
-      <w:r>
-        <w:t xml:space="preserve"> </w:t>
-      </w:r>
-      <w:r>
-        <w:t xml:space="preserve">и другие, пароль</w:t>
-      </w:r>
-      <w:r>
-        <w:t xml:space="preserve"> </w:t>
-      </w:r>
-      <w:r>
-        <w:rPr>
-          <w:rStyle w:val="VerbatimChar"/>
-        </w:rPr>
-        <w:t xml:space="preserve">FspDemo2026</w:t>
-      </w:r>
-      <w:r>
-        <w:t xml:space="preserve">.</w:t>
-      </w:r>
-      <w:r>
-        <w:t xml:space="preserve"> </w:t>
-      </w:r>
-      <w:r>
-        <w:t xml:space="preserve">Полноценный Keycloak —</w:t>
-      </w:r>
-      <w:r>
-        <w:t xml:space="preserve"> </w:t>
-      </w:r>
-      <w:r>
-        <w:rPr>
-          <w:rStyle w:val="VerbatimChar"/>
-        </w:rPr>
-        <w:t xml:space="preserve">make up-keycloak</w:t>
-      </w:r>
-      <w:r>
-        <w:t xml:space="preserve">. Пошаговый сценарий для жюри — в README.</w:t>
-      </w:r>
-    </w:p>
-    <w:bookmarkEnd w:id="20"/>
-    <w:bookmarkStart w:id="21" w:name="ограничения-и-дальше"/>
-    <w:p>
-      <w:pPr>
-        <w:pStyle w:val="Heading1"/>
-      </w:pPr>
-      <w:r>
-        <w:t xml:space="preserve">9. Ограничения и дальше</w:t>
+        <w:t xml:space="preserve">make openapi</w:t>
+      </w:r>
+      <w:r>
+        <w:t xml:space="preserve"> </w:t>
+      </w:r>
+      <w:r>
+        <w:t xml:space="preserve">из той же спецификации, что отдаёт Swagger UI на стенде</w:t>
+      </w:r>
+      <w:r>
+        <w:t xml:space="preserve"> </w:t>
+      </w:r>
+      <w:r>
+        <w:t xml:space="preserve">(http://localhost:8080/api/docs, работает без интернета).</w:t>
       </w:r>
     </w:p>
     <w:p>
@@ -2469,19 +3298,56 @@
         </w:numPr>
       </w:pPr>
       <w:r>
-        <w:t xml:space="preserve">Все метрики получены на синтетике: абсолютные значения зависят от допущений модели, сравнение</w:t>
-      </w:r>
-      <w:r>
-        <w:t xml:space="preserve"> </w:t>
-      </w:r>
-      <w:r>
-        <w:t xml:space="preserve">систем на одних данных — нет. Первый шаг после хакатона — калибровка параметров заданий и</w:t>
-      </w:r>
-      <w:r>
-        <w:t xml:space="preserve"> </w:t>
-      </w:r>
-      <w:r>
-        <w:t xml:space="preserve">проверка весов подбора на реальных ответах и наймах.</w:t>
+        <w:rPr>
+          <w:b/>
+          <w:bCs/>
+        </w:rPr>
+        <w:t xml:space="preserve">Вход.</w:t>
+      </w:r>
+      <w:r>
+        <w:t xml:space="preserve"> </w:t>
+      </w:r>
+      <w:r>
+        <w:rPr>
+          <w:rStyle w:val="VerbatimChar"/>
+        </w:rPr>
+        <w:t xml:space="preserve">POST /api/v1/auth/login</w:t>
+      </w:r>
+      <w:r>
+        <w:t xml:space="preserve"> </w:t>
+      </w:r>
+      <w:r>
+        <w:t xml:space="preserve">возвращает access-JWT на 15 минут и ставит refresh-токен в</w:t>
+      </w:r>
+      <w:r>
+        <w:t xml:space="preserve"> </w:t>
+      </w:r>
+      <w:r>
+        <w:t xml:space="preserve">httpOnly-cookie; дальше — заголовок</w:t>
+      </w:r>
+      <w:r>
+        <w:t xml:space="preserve"> </w:t>
+      </w:r>
+      <w:r>
+        <w:rPr>
+          <w:rStyle w:val="VerbatimChar"/>
+        </w:rPr>
+        <w:t xml:space="preserve">Authorization: Bearer &lt;token&gt;</w:t>
+      </w:r>
+      <w:r>
+        <w:t xml:space="preserve">. Роль — в</w:t>
+      </w:r>
+      <w:r>
+        <w:t xml:space="preserve"> </w:t>
+      </w:r>
+      <w:r>
+        <w:rPr>
+          <w:rStyle w:val="VerbatimChar"/>
+        </w:rPr>
+        <w:t xml:space="preserve">realm_access.roles</w:t>
+      </w:r>
+      <w:r>
+        <w:t xml:space="preserve">, как у Keycloak.</w:t>
       </w:r>
     </w:p>
     <w:p>
@@ -2493,7 +3359,2406 @@
         </w:numPr>
       </w:pPr>
       <w:r>
-        <w:t xml:space="preserve">Банки QA, DevOps и Mobile нужно расширять в первую очередь.</w:t>
+        <w:rPr>
+          <w:b/>
+          <w:bCs/>
+        </w:rPr>
+        <w:t xml:space="preserve">Ошибки</w:t>
+      </w:r>
+      <w:r>
+        <w:t xml:space="preserve"> </w:t>
+      </w:r>
+      <w:r>
+        <w:t xml:space="preserve">— единый формат</w:t>
+      </w:r>
+      <w:r>
+        <w:t xml:space="preserve"> </w:t>
+      </w:r>
+      <w:r>
+        <w:rPr>
+          <w:rStyle w:val="VerbatimChar"/>
+        </w:rPr>
+        <w:t xml:space="preserve">{"error": {"code", "message", "details"}}</w:t>
+      </w:r>
+      <w:r>
+        <w:t xml:space="preserve">; у каждого метода в</w:t>
+      </w:r>
+      <w:r>
+        <w:t xml:space="preserve"> </w:t>
+      </w:r>
+      <w:r>
+        <w:t xml:space="preserve">спецификации описаны его коды ошибок.</w:t>
+      </w:r>
+    </w:p>
+    <w:tbl>
+      <w:tblPr>
+        <w:tblStyle w:val="Table"/>
+        <w:tblW w:type="pct" w:w="5000"/>
+        <w:tblLayout w:type="fixed"/>
+        <w:tblLook w:firstRow="1" w:lastRow="0" w:firstColumn="0" w:lastColumn="0" w:noHBand="0" w:noVBand="0" w:val="0020"/>
+      </w:tblPr>
+      <w:tblGrid>
+        <w:gridCol w:w="1827"/>
+        <w:gridCol w:w="1827"/>
+        <w:gridCol w:w="2436"/>
+        <w:gridCol w:w="1827"/>
+      </w:tblGrid>
+      <w:tr>
+        <w:trPr>
+          <w:tblHeader w:val="on"/>
+        </w:trPr>
+        <w:tc>
+          <w:tcPr/>
+          <w:p>
+            <w:pPr>
+              <w:pStyle w:val="Compact"/>
+            </w:pPr>
+            <w:r>
+              <w:t xml:space="preserve">Группа</w:t>
+            </w:r>
+          </w:p>
+        </w:tc>
+        <w:tc>
+          <w:tcPr/>
+          <w:p>
+            <w:pPr>
+              <w:pStyle w:val="Compact"/>
+            </w:pPr>
+            <w:r>
+              <w:t xml:space="preserve">Кому</w:t>
+            </w:r>
+          </w:p>
+        </w:tc>
+        <w:tc>
+          <w:tcPr/>
+          <w:p>
+            <w:pPr>
+              <w:pStyle w:val="Compact"/>
+              <w:jc w:val="right"/>
+            </w:pPr>
+            <w:r>
+              <w:t xml:space="preserve">Методов</w:t>
+            </w:r>
+          </w:p>
+        </w:tc>
+        <w:tc>
+          <w:tcPr/>
+          <w:p>
+            <w:pPr>
+              <w:pStyle w:val="Compact"/>
+            </w:pPr>
+            <w:r>
+              <w:t xml:space="preserve">О чём</w:t>
+            </w:r>
+          </w:p>
+        </w:tc>
+      </w:tr>
+      <w:tr>
+        <w:tc>
+          <w:tcPr/>
+          <w:p>
+            <w:pPr>
+              <w:pStyle w:val="Compact"/>
+            </w:pPr>
+            <w:r>
+              <w:t xml:space="preserve">system, auth, account, notifications</w:t>
+            </w:r>
+          </w:p>
+        </w:tc>
+        <w:tc>
+          <w:tcPr/>
+          <w:p>
+            <w:pPr>
+              <w:pStyle w:val="Compact"/>
+            </w:pPr>
+            <w:r>
+              <w:t xml:space="preserve">все роли</w:t>
+            </w:r>
+          </w:p>
+        </w:tc>
+        <w:tc>
+          <w:tcPr/>
+          <w:p>
+            <w:pPr>
+              <w:pStyle w:val="Compact"/>
+              <w:jc w:val="right"/>
+            </w:pPr>
+            <w:r>
+              <w:t xml:space="preserve">15</w:t>
+            </w:r>
+          </w:p>
+        </w:tc>
+        <w:tc>
+          <w:tcPr/>
+          <w:p>
+            <w:pPr>
+              <w:pStyle w:val="Compact"/>
+            </w:pPr>
+            <w:r>
+              <w:t xml:space="preserve">Здоровье стенда, регистрация с подтверждением email, вход по паролю и через ФСП ID, выгрузка и удаление данных, уведомления</w:t>
+            </w:r>
+          </w:p>
+        </w:tc>
+      </w:tr>
+      <w:tr>
+        <w:tc>
+          <w:tcPr/>
+          <w:p>
+            <w:pPr>
+              <w:pStyle w:val="Compact"/>
+            </w:pPr>
+            <w:r>
+              <w:t xml:space="preserve">dictionaries</w:t>
+            </w:r>
+          </w:p>
+        </w:tc>
+        <w:tc>
+          <w:tcPr/>
+          <w:p>
+            <w:pPr>
+              <w:pStyle w:val="Compact"/>
+            </w:pPr>
+            <w:r>
+              <w:t xml:space="preserve">все; изменение — методист</w:t>
+            </w:r>
+          </w:p>
+        </w:tc>
+        <w:tc>
+          <w:tcPr/>
+          <w:p>
+            <w:pPr>
+              <w:pStyle w:val="Compact"/>
+              <w:jc w:val="right"/>
+            </w:pPr>
+            <w:r>
+              <w:t xml:space="preserve">11</w:t>
+            </w:r>
+          </w:p>
+        </w:tc>
+        <w:tc>
+          <w:tcPr/>
+          <w:p>
+            <w:pPr>
+              <w:pStyle w:val="Compact"/>
+            </w:pPr>
+            <w:r>
+              <w:t xml:space="preserve">Направления, специализации, грейды, категории, навыки</w:t>
+            </w:r>
+          </w:p>
+        </w:tc>
+      </w:tr>
+      <w:tr>
+        <w:tc>
+          <w:tcPr/>
+          <w:p>
+            <w:pPr>
+              <w:pStyle w:val="Compact"/>
+            </w:pPr>
+            <w:r>
+              <w:t xml:space="preserve">candidate, assessment</w:t>
+            </w:r>
+          </w:p>
+        </w:tc>
+        <w:tc>
+          <w:tcPr/>
+          <w:p>
+            <w:pPr>
+              <w:pStyle w:val="Compact"/>
+            </w:pPr>
+            <w:r>
+              <w:t xml:space="preserve">кандидат</w:t>
+            </w:r>
+          </w:p>
+        </w:tc>
+        <w:tc>
+          <w:tcPr/>
+          <w:p>
+            <w:pPr>
+              <w:pStyle w:val="Compact"/>
+              <w:jc w:val="right"/>
+            </w:pPr>
+            <w:r>
+              <w:t xml:space="preserve">20</w:t>
+            </w:r>
+          </w:p>
+        </w:tc>
+        <w:tc>
+          <w:tcPr/>
+          <w:p>
+            <w:pPr>
+              <w:pStyle w:val="Compact"/>
+            </w:pPr>
+            <w:r>
+              <w:t xml:space="preserve">Профиль, приватность, PDF, разбор резюме, опрос и адаптивный тест</w:t>
+            </w:r>
+          </w:p>
+        </w:tc>
+      </w:tr>
+      <w:tr>
+        <w:tc>
+          <w:tcPr/>
+          <w:p>
+            <w:pPr>
+              <w:pStyle w:val="Compact"/>
+            </w:pPr>
+            <w:r>
+              <w:t xml:space="preserve">candidate: fsp, vacancies, invitations, tasks; trust</w:t>
+            </w:r>
+          </w:p>
+        </w:tc>
+        <w:tc>
+          <w:tcPr/>
+          <w:p>
+            <w:pPr>
+              <w:pStyle w:val="Compact"/>
+            </w:pPr>
+            <w:r>
+              <w:t xml:space="preserve">кандидат</w:t>
+            </w:r>
+          </w:p>
+        </w:tc>
+        <w:tc>
+          <w:tcPr/>
+          <w:p>
+            <w:pPr>
+              <w:pStyle w:val="Compact"/>
+              <w:jc w:val="right"/>
+            </w:pPr>
+            <w:r>
+              <w:t xml:space="preserve">19</w:t>
+            </w:r>
+          </w:p>
+        </w:tc>
+        <w:tc>
+          <w:tcPr/>
+          <w:p>
+            <w:pPr>
+              <w:pStyle w:val="Compact"/>
+            </w:pPr>
+            <w:r>
+              <w:t xml:space="preserve">ФСП ID, лента вакансий и отклики, приглашения, микрозадачи, жалобы</w:t>
+            </w:r>
+          </w:p>
+        </w:tc>
+      </w:tr>
+      <w:tr>
+        <w:tc>
+          <w:tcPr/>
+          <w:p>
+            <w:pPr>
+              <w:pStyle w:val="Compact"/>
+            </w:pPr>
+            <w:r>
+              <w:t xml:space="preserve">employer; employer: needs, bank</w:t>
+            </w:r>
+          </w:p>
+        </w:tc>
+        <w:tc>
+          <w:tcPr/>
+          <w:p>
+            <w:pPr>
+              <w:pStyle w:val="Compact"/>
+            </w:pPr>
+            <w:r>
+              <w:t xml:space="preserve">работодатель</w:t>
+            </w:r>
+          </w:p>
+        </w:tc>
+        <w:tc>
+          <w:tcPr/>
+          <w:p>
+            <w:pPr>
+              <w:pStyle w:val="Compact"/>
+              <w:jc w:val="right"/>
+            </w:pPr>
+            <w:r>
+              <w:t xml:space="preserve">17</w:t>
+            </w:r>
+          </w:p>
+        </w:tc>
+        <w:tc>
+          <w:tcPr/>
+          <w:p>
+            <w:pPr>
+              <w:pStyle w:val="Compact"/>
+            </w:pPr>
+            <w:r>
+              <w:t xml:space="preserve">Компания, потребность из текста, подборки с версиями, банк кандидатов</w:t>
+            </w:r>
+          </w:p>
+        </w:tc>
+      </w:tr>
+      <w:tr>
+        <w:tc>
+          <w:tcPr/>
+          <w:p>
+            <w:pPr>
+              <w:pStyle w:val="Compact"/>
+            </w:pPr>
+            <w:r>
+              <w:t xml:space="preserve">employer: invitations, vacancies, tasks</w:t>
+            </w:r>
+          </w:p>
+        </w:tc>
+        <w:tc>
+          <w:tcPr/>
+          <w:p>
+            <w:pPr>
+              <w:pStyle w:val="Compact"/>
+            </w:pPr>
+            <w:r>
+              <w:t xml:space="preserve">работодатель</w:t>
+            </w:r>
+          </w:p>
+        </w:tc>
+        <w:tc>
+          <w:tcPr/>
+          <w:p>
+            <w:pPr>
+              <w:pStyle w:val="Compact"/>
+              <w:jc w:val="right"/>
+            </w:pPr>
+            <w:r>
+              <w:t xml:space="preserve">19</w:t>
+            </w:r>
+          </w:p>
+        </w:tc>
+        <w:tc>
+          <w:tcPr/>
+          <w:p>
+            <w:pPr>
+              <w:pStyle w:val="Compact"/>
+            </w:pPr>
+            <w:r>
+              <w:t xml:space="preserve">Приглашения с вилкой, вакансии и отклики, «Вакансия → тест», микрозадачи</w:t>
+            </w:r>
+          </w:p>
+        </w:tc>
+      </w:tr>
+      <w:tr>
+        <w:tc>
+          <w:tcPr/>
+          <w:p>
+            <w:pPr>
+              <w:pStyle w:val="Compact"/>
+            </w:pPr>
+            <w:r>
+              <w:t xml:space="preserve">integrations</w:t>
+            </w:r>
+          </w:p>
+        </w:tc>
+        <w:tc>
+          <w:tcPr/>
+          <w:p>
+            <w:pPr>
+              <w:pStyle w:val="Compact"/>
+            </w:pPr>
+            <w:r>
+              <w:t xml:space="preserve">работодатель</w:t>
+            </w:r>
+          </w:p>
+        </w:tc>
+        <w:tc>
+          <w:tcPr/>
+          <w:p>
+            <w:pPr>
+              <w:pStyle w:val="Compact"/>
+              <w:jc w:val="right"/>
+            </w:pPr>
+            <w:r>
+              <w:t xml:space="preserve">12</w:t>
+            </w:r>
+          </w:p>
+        </w:tc>
+        <w:tc>
+          <w:tcPr/>
+          <w:p>
+            <w:pPr>
+              <w:pStyle w:val="Compact"/>
+            </w:pPr>
+            <w:r>
+              <w:t xml:space="preserve">Вебхуки ATS, журнал доставок, песочница, выгрузка CSV и JSON</w:t>
+            </w:r>
+          </w:p>
+        </w:tc>
+      </w:tr>
+      <w:tr>
+        <w:tc>
+          <w:tcPr/>
+          <w:p>
+            <w:pPr>
+              <w:pStyle w:val="Compact"/>
+            </w:pPr>
+            <w:r>
+              <w:t xml:space="preserve">methodist, moderation</w:t>
+            </w:r>
+          </w:p>
+        </w:tc>
+        <w:tc>
+          <w:tcPr/>
+          <w:p>
+            <w:pPr>
+              <w:pStyle w:val="Compact"/>
+            </w:pPr>
+            <w:r>
+              <w:t xml:space="preserve">методист</w:t>
+            </w:r>
+          </w:p>
+        </w:tc>
+        <w:tc>
+          <w:tcPr/>
+          <w:p>
+            <w:pPr>
+              <w:pStyle w:val="Compact"/>
+              <w:jc w:val="right"/>
+            </w:pPr>
+            <w:r>
+              <w:t xml:space="preserve">13</w:t>
+            </w:r>
+          </w:p>
+        </w:tc>
+        <w:tc>
+          <w:tcPr/>
+          <w:p>
+            <w:pPr>
+              <w:pStyle w:val="Compact"/>
+            </w:pPr>
+            <w:r>
+              <w:t xml:space="preserve">Банк заданий, «Вакансия → тест», пороги и настройки оценки, модерация</w:t>
+            </w:r>
+          </w:p>
+        </w:tc>
+      </w:tr>
+    </w:tbl>
+    <w:bookmarkEnd w:id="24"/>
+    <w:bookmarkStart w:id="26" w:name="библиотеки-и-версии"/>
+    <w:p>
+      <w:pPr>
+        <w:pStyle w:val="Heading1"/>
+      </w:pPr>
+      <w:r>
+        <w:t xml:space="preserve">10. Библиотеки и версии</w:t>
+      </w:r>
+    </w:p>
+    <w:p>
+      <w:pPr>
+        <w:pStyle w:val="FirstParagraph"/>
+      </w:pPr>
+      <w:r>
+        <w:t xml:space="preserve">Все зависимости — под открытыми лицензиями; внешних API и LLM решение не использует. Полный</w:t>
+      </w:r>
+      <w:r>
+        <w:t xml:space="preserve"> </w:t>
+      </w:r>
+      <w:r>
+        <w:t xml:space="preserve">список с лицензиями собирается из lock-файлов командой</w:t>
+      </w:r>
+      <w:r>
+        <w:t xml:space="preserve"> </w:t>
+      </w:r>
+      <w:r>
+        <w:rPr>
+          <w:rStyle w:val="VerbatimChar"/>
+        </w:rPr>
+        <w:t xml:space="preserve">make libraries</w:t>
+      </w:r>
+      <w:r>
+        <w:t xml:space="preserve"> </w:t>
+      </w:r>
+      <w:r>
+        <w:t xml:space="preserve">—</w:t>
+      </w:r>
+      <w:r>
+        <w:t xml:space="preserve"> </w:t>
+      </w:r>
+      <w:hyperlink r:id="rId25">
+        <w:r>
+          <w:rPr>
+            <w:rStyle w:val="Hyperlink"/>
+          </w:rPr>
+          <w:t xml:space="preserve">LIBRARIES.md</w:t>
+        </w:r>
+      </w:hyperlink>
+      <w:r>
+        <w:t xml:space="preserve">.</w:t>
+      </w:r>
+    </w:p>
+    <w:tbl>
+      <w:tblPr>
+        <w:tblStyle w:val="Table"/>
+        <w:tblW w:type="pct" w:w="5000"/>
+        <w:tblLayout w:type="fixed"/>
+        <w:tblLook w:firstRow="1" w:lastRow="0" w:firstColumn="0" w:lastColumn="0" w:noHBand="0" w:noVBand="0" w:val="0020"/>
+      </w:tblPr>
+      <w:tblGrid>
+        <w:gridCol w:w="1980"/>
+        <w:gridCol w:w="1980"/>
+        <w:gridCol w:w="1980"/>
+        <w:gridCol w:w="1980"/>
+      </w:tblGrid>
+      <w:tr>
+        <w:trPr>
+          <w:tblHeader w:val="on"/>
+        </w:trPr>
+        <w:tc>
+          <w:tcPr/>
+          <w:p>
+            <w:pPr>
+              <w:pStyle w:val="Compact"/>
+            </w:pPr>
+            <w:r>
+              <w:t xml:space="preserve">Слой</w:t>
+            </w:r>
+          </w:p>
+        </w:tc>
+        <w:tc>
+          <w:tcPr/>
+          <w:p>
+            <w:pPr>
+              <w:pStyle w:val="Compact"/>
+            </w:pPr>
+            <w:r>
+              <w:t xml:space="preserve">Библиотека</w:t>
+            </w:r>
+          </w:p>
+        </w:tc>
+        <w:tc>
+          <w:tcPr/>
+          <w:p>
+            <w:pPr>
+              <w:pStyle w:val="Compact"/>
+            </w:pPr>
+            <w:r>
+              <w:t xml:space="preserve">Версия</w:t>
+            </w:r>
+          </w:p>
+        </w:tc>
+        <w:tc>
+          <w:tcPr/>
+          <w:p>
+            <w:pPr>
+              <w:pStyle w:val="Compact"/>
+            </w:pPr>
+            <w:r>
+              <w:t xml:space="preserve">Зачем</w:t>
+            </w:r>
+          </w:p>
+        </w:tc>
+      </w:tr>
+      <w:tr>
+        <w:tc>
+          <w:tcPr/>
+          <w:p>
+            <w:pPr>
+              <w:pStyle w:val="Compact"/>
+            </w:pPr>
+            <w:r>
+              <w:t xml:space="preserve">Бэкенд</w:t>
+            </w:r>
+          </w:p>
+        </w:tc>
+        <w:tc>
+          <w:tcPr/>
+          <w:p>
+            <w:pPr>
+              <w:pStyle w:val="Compact"/>
+            </w:pPr>
+            <w:r>
+              <w:t xml:space="preserve">Python</w:t>
+            </w:r>
+          </w:p>
+        </w:tc>
+        <w:tc>
+          <w:tcPr/>
+          <w:p>
+            <w:pPr>
+              <w:pStyle w:val="Compact"/>
+            </w:pPr>
+            <w:r>
+              <w:t xml:space="preserve">3.13</w:t>
+            </w:r>
+          </w:p>
+        </w:tc>
+        <w:tc>
+          <w:tcPr/>
+          <w:p>
+            <w:pPr>
+              <w:pStyle w:val="Compact"/>
+            </w:pPr>
+            <w:r>
+              <w:t xml:space="preserve">Язык бэкенда и эмулятора ФСП</w:t>
+            </w:r>
+          </w:p>
+        </w:tc>
+      </w:tr>
+      <w:tr>
+        <w:tc>
+          <w:tcPr/>
+          <w:p>
+            <w:pPr>
+              <w:pStyle w:val="Compact"/>
+            </w:pPr>
+          </w:p>
+        </w:tc>
+        <w:tc>
+          <w:tcPr/>
+          <w:p>
+            <w:pPr>
+              <w:pStyle w:val="Compact"/>
+            </w:pPr>
+            <w:r>
+              <w:t xml:space="preserve">FastAPI / Uvicorn</w:t>
+            </w:r>
+          </w:p>
+        </w:tc>
+        <w:tc>
+          <w:tcPr/>
+          <w:p>
+            <w:pPr>
+              <w:pStyle w:val="Compact"/>
+            </w:pPr>
+            <w:r>
+              <w:t xml:space="preserve">0.142.2 / 0.54.0</w:t>
+            </w:r>
+          </w:p>
+        </w:tc>
+        <w:tc>
+          <w:tcPr/>
+          <w:p>
+            <w:pPr>
+              <w:pStyle w:val="Compact"/>
+            </w:pPr>
+            <w:r>
+              <w:t xml:space="preserve">HTTP API, OpenAPI, ASGI-сервер</w:t>
+            </w:r>
+          </w:p>
+        </w:tc>
+      </w:tr>
+      <w:tr>
+        <w:tc>
+          <w:tcPr/>
+          <w:p>
+            <w:pPr>
+              <w:pStyle w:val="Compact"/>
+            </w:pPr>
+          </w:p>
+        </w:tc>
+        <w:tc>
+          <w:tcPr/>
+          <w:p>
+            <w:pPr>
+              <w:pStyle w:val="Compact"/>
+            </w:pPr>
+            <w:r>
+              <w:t xml:space="preserve">SQLAlchemy / asyncpg / Alembic</w:t>
+            </w:r>
+          </w:p>
+        </w:tc>
+        <w:tc>
+          <w:tcPr/>
+          <w:p>
+            <w:pPr>
+              <w:pStyle w:val="Compact"/>
+            </w:pPr>
+            <w:r>
+              <w:t xml:space="preserve">2.1.3 / 0.31.0 / 1.20.0</w:t>
+            </w:r>
+          </w:p>
+        </w:tc>
+        <w:tc>
+          <w:tcPr/>
+          <w:p>
+            <w:pPr>
+              <w:pStyle w:val="Compact"/>
+            </w:pPr>
+            <w:r>
+              <w:t xml:space="preserve">Асинхронный доступ к PostgreSQL, миграции</w:t>
+            </w:r>
+          </w:p>
+        </w:tc>
+      </w:tr>
+      <w:tr>
+        <w:tc>
+          <w:tcPr/>
+          <w:p>
+            <w:pPr>
+              <w:pStyle w:val="Compact"/>
+            </w:pPr>
+          </w:p>
+        </w:tc>
+        <w:tc>
+          <w:tcPr/>
+          <w:p>
+            <w:pPr>
+              <w:pStyle w:val="Compact"/>
+            </w:pPr>
+            <w:r>
+              <w:t xml:space="preserve">Pydantic / pydantic-settings</w:t>
+            </w:r>
+          </w:p>
+        </w:tc>
+        <w:tc>
+          <w:tcPr/>
+          <w:p>
+            <w:pPr>
+              <w:pStyle w:val="Compact"/>
+            </w:pPr>
+            <w:r>
+              <w:t xml:space="preserve">2.13.5 / 2.15.0</w:t>
+            </w:r>
+          </w:p>
+        </w:tc>
+        <w:tc>
+          <w:tcPr/>
+          <w:p>
+            <w:pPr>
+              <w:pStyle w:val="Compact"/>
+            </w:pPr>
+            <w:r>
+              <w:t xml:space="preserve">Схемы, валидация, настройки</w:t>
+            </w:r>
+          </w:p>
+        </w:tc>
+      </w:tr>
+      <w:tr>
+        <w:tc>
+          <w:tcPr/>
+          <w:p>
+            <w:pPr>
+              <w:pStyle w:val="Compact"/>
+            </w:pPr>
+          </w:p>
+        </w:tc>
+        <w:tc>
+          <w:tcPr/>
+          <w:p>
+            <w:pPr>
+              <w:pStyle w:val="Compact"/>
+            </w:pPr>
+            <w:r>
+              <w:t xml:space="preserve">NumPy</w:t>
+            </w:r>
+          </w:p>
+        </w:tc>
+        <w:tc>
+          <w:tcPr/>
+          <w:p>
+            <w:pPr>
+              <w:pStyle w:val="Compact"/>
+            </w:pPr>
+            <w:r>
+              <w:t xml:space="preserve">2.5.3</w:t>
+            </w:r>
+          </w:p>
+        </w:tc>
+        <w:tc>
+          <w:tcPr/>
+          <w:p>
+            <w:pPr>
+              <w:pStyle w:val="Compact"/>
+            </w:pPr>
+            <w:r>
+              <w:t xml:space="preserve">IRT: EAP, WLE, калибровка, симуляция</w:t>
+            </w:r>
+          </w:p>
+        </w:tc>
+      </w:tr>
+      <w:tr>
+        <w:tc>
+          <w:tcPr/>
+          <w:p>
+            <w:pPr>
+              <w:pStyle w:val="Compact"/>
+            </w:pPr>
+          </w:p>
+        </w:tc>
+        <w:tc>
+          <w:tcPr/>
+          <w:p>
+            <w:pPr>
+              <w:pStyle w:val="Compact"/>
+            </w:pPr>
+            <w:r>
+              <w:t xml:space="preserve">PyJWT / argon2-cffi</w:t>
+            </w:r>
+          </w:p>
+        </w:tc>
+        <w:tc>
+          <w:tcPr/>
+          <w:p>
+            <w:pPr>
+              <w:pStyle w:val="Compact"/>
+            </w:pPr>
+            <w:r>
+              <w:t xml:space="preserve">2.15.1 / 25.1.0</w:t>
+            </w:r>
+          </w:p>
+        </w:tc>
+        <w:tc>
+          <w:tcPr/>
+          <w:p>
+            <w:pPr>
+              <w:pStyle w:val="Compact"/>
+            </w:pPr>
+            <w:r>
+              <w:t xml:space="preserve">JWT, RS256 и JWKS для ФСП ID; хеши паролей argon2id</w:t>
+            </w:r>
+          </w:p>
+        </w:tc>
+      </w:tr>
+      <w:tr>
+        <w:tc>
+          <w:tcPr/>
+          <w:p>
+            <w:pPr>
+              <w:pStyle w:val="Compact"/>
+            </w:pPr>
+          </w:p>
+        </w:tc>
+        <w:tc>
+          <w:tcPr/>
+          <w:p>
+            <w:pPr>
+              <w:pStyle w:val="Compact"/>
+            </w:pPr>
+            <w:r>
+              <w:t xml:space="preserve">httpx</w:t>
+            </w:r>
+          </w:p>
+        </w:tc>
+        <w:tc>
+          <w:tcPr/>
+          <w:p>
+            <w:pPr>
+              <w:pStyle w:val="Compact"/>
+            </w:pPr>
+            <w:r>
+              <w:t xml:space="preserve">0.28.1</w:t>
+            </w:r>
+          </w:p>
+        </w:tc>
+        <w:tc>
+          <w:tcPr/>
+          <w:p>
+            <w:pPr>
+              <w:pStyle w:val="Compact"/>
+            </w:pPr>
+            <w:r>
+              <w:t xml:space="preserve">ФСП ID, реестр, вебхуки ATS</w:t>
+            </w:r>
+          </w:p>
+        </w:tc>
+      </w:tr>
+      <w:tr>
+        <w:tc>
+          <w:tcPr/>
+          <w:p>
+            <w:pPr>
+              <w:pStyle w:val="Compact"/>
+            </w:pPr>
+          </w:p>
+        </w:tc>
+        <w:tc>
+          <w:tcPr/>
+          <w:p>
+            <w:pPr>
+              <w:pStyle w:val="Compact"/>
+            </w:pPr>
+            <w:r>
+              <w:t xml:space="preserve">WeasyPrint / pypdf / Jinja2</w:t>
+            </w:r>
+          </w:p>
+        </w:tc>
+        <w:tc>
+          <w:tcPr/>
+          <w:p>
+            <w:pPr>
+              <w:pStyle w:val="Compact"/>
+            </w:pPr>
+            <w:r>
+              <w:t xml:space="preserve">70.0 / 6.19.0 / 3.1.6</w:t>
+            </w:r>
+          </w:p>
+        </w:tc>
+        <w:tc>
+          <w:tcPr/>
+          <w:p>
+            <w:pPr>
+              <w:pStyle w:val="Compact"/>
+            </w:pPr>
+            <w:r>
+              <w:t xml:space="preserve">PDF-профиль, разбор резюме, шаблоны писем</w:t>
+            </w:r>
+          </w:p>
+        </w:tc>
+      </w:tr>
+      <w:tr>
+        <w:tc>
+          <w:tcPr/>
+          <w:p>
+            <w:pPr>
+              <w:pStyle w:val="Compact"/>
+            </w:pPr>
+          </w:p>
+        </w:tc>
+        <w:tc>
+          <w:tcPr/>
+          <w:p>
+            <w:pPr>
+              <w:pStyle w:val="Compact"/>
+            </w:pPr>
+            <w:r>
+              <w:t xml:space="preserve">pytest / ruff / mypy</w:t>
+            </w:r>
+          </w:p>
+        </w:tc>
+        <w:tc>
+          <w:tcPr/>
+          <w:p>
+            <w:pPr>
+              <w:pStyle w:val="Compact"/>
+            </w:pPr>
+            <w:r>
+              <w:t xml:space="preserve">9.1.1 / 0.16.10 / 2.4.0</w:t>
+            </w:r>
+          </w:p>
+        </w:tc>
+        <w:tc>
+          <w:tcPr/>
+          <w:p>
+            <w:pPr>
+              <w:pStyle w:val="Compact"/>
+            </w:pPr>
+            <w:r>
+              <w:t xml:space="preserve">Тесты, линтер, строгая проверка типов</w:t>
+            </w:r>
+          </w:p>
+        </w:tc>
+      </w:tr>
+      <w:tr>
+        <w:tc>
+          <w:tcPr/>
+          <w:p>
+            <w:pPr>
+              <w:pStyle w:val="Compact"/>
+            </w:pPr>
+            <w:r>
+              <w:t xml:space="preserve">Фронтенд</w:t>
+            </w:r>
+          </w:p>
+        </w:tc>
+        <w:tc>
+          <w:tcPr/>
+          <w:p>
+            <w:pPr>
+              <w:pStyle w:val="Compact"/>
+            </w:pPr>
+            <w:r>
+              <w:t xml:space="preserve">React / React Router</w:t>
+            </w:r>
+          </w:p>
+        </w:tc>
+        <w:tc>
+          <w:tcPr/>
+          <w:p>
+            <w:pPr>
+              <w:pStyle w:val="Compact"/>
+            </w:pPr>
+            <w:r>
+              <w:t xml:space="preserve">19.3.0 / 8.4.0</w:t>
+            </w:r>
+          </w:p>
+        </w:tc>
+        <w:tc>
+          <w:tcPr/>
+          <w:p>
+            <w:pPr>
+              <w:pStyle w:val="Compact"/>
+            </w:pPr>
+            <w:r>
+              <w:t xml:space="preserve">Интерфейс и маршрутизация</w:t>
+            </w:r>
+          </w:p>
+        </w:tc>
+      </w:tr>
+      <w:tr>
+        <w:tc>
+          <w:tcPr/>
+          <w:p>
+            <w:pPr>
+              <w:pStyle w:val="Compact"/>
+            </w:pPr>
+          </w:p>
+        </w:tc>
+        <w:tc>
+          <w:tcPr/>
+          <w:p>
+            <w:pPr>
+              <w:pStyle w:val="Compact"/>
+            </w:pPr>
+            <w:r>
+              <w:t xml:space="preserve">Mantine</w:t>
+            </w:r>
+          </w:p>
+        </w:tc>
+        <w:tc>
+          <w:tcPr/>
+          <w:p>
+            <w:pPr>
+              <w:pStyle w:val="Compact"/>
+            </w:pPr>
+            <w:r>
+              <w:t xml:space="preserve">9.7.1</w:t>
+            </w:r>
+          </w:p>
+        </w:tc>
+        <w:tc>
+          <w:tcPr/>
+          <w:p>
+            <w:pPr>
+              <w:pStyle w:val="Compact"/>
+            </w:pPr>
+            <w:r>
+              <w:t xml:space="preserve">Компоненты, формы, уведомления</w:t>
+            </w:r>
+          </w:p>
+        </w:tc>
+      </w:tr>
+      <w:tr>
+        <w:tc>
+          <w:tcPr/>
+          <w:p>
+            <w:pPr>
+              <w:pStyle w:val="Compact"/>
+            </w:pPr>
+          </w:p>
+        </w:tc>
+        <w:tc>
+          <w:tcPr/>
+          <w:p>
+            <w:pPr>
+              <w:pStyle w:val="Compact"/>
+            </w:pPr>
+            <w:r>
+              <w:t xml:space="preserve">TanStack Query</w:t>
+            </w:r>
+          </w:p>
+        </w:tc>
+        <w:tc>
+          <w:tcPr/>
+          <w:p>
+            <w:pPr>
+              <w:pStyle w:val="Compact"/>
+            </w:pPr>
+            <w:r>
+              <w:t xml:space="preserve">5.104.1</w:t>
+            </w:r>
+          </w:p>
+        </w:tc>
+        <w:tc>
+          <w:tcPr/>
+          <w:p>
+            <w:pPr>
+              <w:pStyle w:val="Compact"/>
+            </w:pPr>
+            <w:r>
+              <w:t xml:space="preserve">Кеш и синхронизация запросов</w:t>
+            </w:r>
+          </w:p>
+        </w:tc>
+      </w:tr>
+      <w:tr>
+        <w:tc>
+          <w:tcPr/>
+          <w:p>
+            <w:pPr>
+              <w:pStyle w:val="Compact"/>
+            </w:pPr>
+          </w:p>
+        </w:tc>
+        <w:tc>
+          <w:tcPr/>
+          <w:p>
+            <w:pPr>
+              <w:pStyle w:val="Compact"/>
+            </w:pPr>
+            <w:r>
+              <w:t xml:space="preserve">openapi-fetch / openapi-typescript</w:t>
+            </w:r>
+          </w:p>
+        </w:tc>
+        <w:tc>
+          <w:tcPr/>
+          <w:p>
+            <w:pPr>
+              <w:pStyle w:val="Compact"/>
+            </w:pPr>
+            <w:r>
+              <w:t xml:space="preserve">0.17.0 / 7.13.0</w:t>
+            </w:r>
+          </w:p>
+        </w:tc>
+        <w:tc>
+          <w:tcPr/>
+          <w:p>
+            <w:pPr>
+              <w:pStyle w:val="Compact"/>
+            </w:pPr>
+            <w:r>
+              <w:t xml:space="preserve">Типизированный клиент из OpenAPI</w:t>
+            </w:r>
+          </w:p>
+        </w:tc>
+      </w:tr>
+      <w:tr>
+        <w:tc>
+          <w:tcPr/>
+          <w:p>
+            <w:pPr>
+              <w:pStyle w:val="Compact"/>
+            </w:pPr>
+          </w:p>
+        </w:tc>
+        <w:tc>
+          <w:tcPr/>
+          <w:p>
+            <w:pPr>
+              <w:pStyle w:val="Compact"/>
+            </w:pPr>
+            <w:r>
+              <w:t xml:space="preserve">Vite / TypeScript / Vitest</w:t>
+            </w:r>
+          </w:p>
+        </w:tc>
+        <w:tc>
+          <w:tcPr/>
+          <w:p>
+            <w:pPr>
+              <w:pStyle w:val="Compact"/>
+            </w:pPr>
+            <w:r>
+              <w:t xml:space="preserve">8.3.3 / 5.9.3 / 5.0.3</w:t>
+            </w:r>
+          </w:p>
+        </w:tc>
+        <w:tc>
+          <w:tcPr/>
+          <w:p>
+            <w:pPr>
+              <w:pStyle w:val="Compact"/>
+            </w:pPr>
+            <w:r>
+              <w:t xml:space="preserve">Сборка, типизация, тесты</w:t>
+            </w:r>
+          </w:p>
+        </w:tc>
+      </w:tr>
+      <w:tr>
+        <w:tc>
+          <w:tcPr/>
+          <w:p>
+            <w:pPr>
+              <w:pStyle w:val="Compact"/>
+            </w:pPr>
+            <w:r>
+              <w:t xml:space="preserve">Инфраструктура</w:t>
+            </w:r>
+          </w:p>
+        </w:tc>
+        <w:tc>
+          <w:tcPr/>
+          <w:p>
+            <w:pPr>
+              <w:pStyle w:val="Compact"/>
+            </w:pPr>
+            <w:r>
+              <w:t xml:space="preserve">PostgreSQL + pgvector</w:t>
+            </w:r>
+          </w:p>
+        </w:tc>
+        <w:tc>
+          <w:tcPr/>
+          <w:p>
+            <w:pPr>
+              <w:pStyle w:val="Compact"/>
+            </w:pPr>
+            <w:r>
+              <w:t xml:space="preserve">16 / 0.8.7</w:t>
+            </w:r>
+          </w:p>
+        </w:tc>
+        <w:tc>
+          <w:tcPr/>
+          <w:p>
+            <w:pPr>
+              <w:pStyle w:val="Compact"/>
+            </w:pPr>
+            <w:r>
+              <w:t xml:space="preserve">База данных</w:t>
+            </w:r>
+          </w:p>
+        </w:tc>
+      </w:tr>
+      <w:tr>
+        <w:tc>
+          <w:tcPr/>
+          <w:p>
+            <w:pPr>
+              <w:pStyle w:val="Compact"/>
+            </w:pPr>
+          </w:p>
+        </w:tc>
+        <w:tc>
+          <w:tcPr/>
+          <w:p>
+            <w:pPr>
+              <w:pStyle w:val="Compact"/>
+            </w:pPr>
+            <w:r>
+              <w:t xml:space="preserve">nginx</w:t>
+            </w:r>
+          </w:p>
+        </w:tc>
+        <w:tc>
+          <w:tcPr/>
+          <w:p>
+            <w:pPr>
+              <w:pStyle w:val="Compact"/>
+            </w:pPr>
+            <w:r>
+              <w:t xml:space="preserve">1.31</w:t>
+            </w:r>
+          </w:p>
+        </w:tc>
+        <w:tc>
+          <w:tcPr/>
+          <w:p>
+            <w:pPr>
+              <w:pStyle w:val="Compact"/>
+            </w:pPr>
+            <w:r>
+              <w:t xml:space="preserve">Раздача фронтенда и прокси</w:t>
+            </w:r>
+            <w:r>
+              <w:t xml:space="preserve"> </w:t>
+            </w:r>
+            <w:r>
+              <w:rPr>
+                <w:rStyle w:val="VerbatimChar"/>
+              </w:rPr>
+              <w:t xml:space="preserve">/api</w:t>
+            </w:r>
+          </w:p>
+        </w:tc>
+      </w:tr>
+      <w:tr>
+        <w:tc>
+          <w:tcPr/>
+          <w:p>
+            <w:pPr>
+              <w:pStyle w:val="Compact"/>
+            </w:pPr>
+          </w:p>
+        </w:tc>
+        <w:tc>
+          <w:tcPr/>
+          <w:p>
+            <w:pPr>
+              <w:pStyle w:val="Compact"/>
+            </w:pPr>
+            <w:r>
+              <w:t xml:space="preserve">Keycloak</w:t>
+            </w:r>
+          </w:p>
+        </w:tc>
+        <w:tc>
+          <w:tcPr/>
+          <w:p>
+            <w:pPr>
+              <w:pStyle w:val="Compact"/>
+            </w:pPr>
+            <w:r>
+              <w:t xml:space="preserve">26.4</w:t>
+            </w:r>
+          </w:p>
+        </w:tc>
+        <w:tc>
+          <w:tcPr/>
+          <w:p>
+            <w:pPr>
+              <w:pStyle w:val="Compact"/>
+            </w:pPr>
+            <w:r>
+              <w:t xml:space="preserve">ФСП ID на полноценном провайдере (оверлей)</w:t>
+            </w:r>
+          </w:p>
+        </w:tc>
+      </w:tr>
+      <w:tr>
+        <w:tc>
+          <w:tcPr/>
+          <w:p>
+            <w:pPr>
+              <w:pStyle w:val="Compact"/>
+            </w:pPr>
+          </w:p>
+        </w:tc>
+        <w:tc>
+          <w:tcPr/>
+          <w:p>
+            <w:pPr>
+              <w:pStyle w:val="Compact"/>
+            </w:pPr>
+            <w:r>
+              <w:t xml:space="preserve">Mailpit</w:t>
+            </w:r>
+          </w:p>
+        </w:tc>
+        <w:tc>
+          <w:tcPr/>
+          <w:p>
+            <w:pPr>
+              <w:pStyle w:val="Compact"/>
+            </w:pPr>
+            <w:r>
+              <w:t xml:space="preserve">1.31</w:t>
+            </w:r>
+          </w:p>
+        </w:tc>
+        <w:tc>
+          <w:tcPr/>
+          <w:p>
+            <w:pPr>
+              <w:pStyle w:val="Compact"/>
+            </w:pPr>
+            <w:r>
+              <w:t xml:space="preserve">Почтовый ящик стенда</w:t>
+            </w:r>
+          </w:p>
+        </w:tc>
+      </w:tr>
+      <w:tr>
+        <w:tc>
+          <w:tcPr/>
+          <w:p>
+            <w:pPr>
+              <w:pStyle w:val="Compact"/>
+            </w:pPr>
+          </w:p>
+        </w:tc>
+        <w:tc>
+          <w:tcPr/>
+          <w:p>
+            <w:pPr>
+              <w:pStyle w:val="Compact"/>
+            </w:pPr>
+            <w:r>
+              <w:t xml:space="preserve">Caddy</w:t>
+            </w:r>
+          </w:p>
+        </w:tc>
+        <w:tc>
+          <w:tcPr/>
+          <w:p>
+            <w:pPr>
+              <w:pStyle w:val="Compact"/>
+            </w:pPr>
+            <w:r>
+              <w:t xml:space="preserve">2.10</w:t>
+            </w:r>
+          </w:p>
+        </w:tc>
+        <w:tc>
+          <w:tcPr/>
+          <w:p>
+            <w:pPr>
+              <w:pStyle w:val="Compact"/>
+            </w:pPr>
+            <w:r>
+              <w:t xml:space="preserve">HTTPS на VPS (оверлей)</w:t>
+            </w:r>
+          </w:p>
+        </w:tc>
+      </w:tr>
+    </w:tbl>
+    <w:bookmarkEnd w:id="26"/>
+    <w:bookmarkStart w:id="27" w:name="сборка-запуск-и-проверка"/>
+    <w:p>
+      <w:pPr>
+        <w:pStyle w:val="Heading1"/>
+      </w:pPr>
+      <w:r>
+        <w:t xml:space="preserve">11. Сборка, запуск и проверка</w:t>
+      </w:r>
+    </w:p>
+    <w:p>
+      <w:pPr>
+        <w:pStyle w:val="FirstParagraph"/>
+      </w:pPr>
+      <w:r>
+        <w:rPr>
+          <w:b/>
+          <w:bCs/>
+        </w:rPr>
+        <w:t xml:space="preserve">Что нужно:</w:t>
+      </w:r>
+      <w:r>
+        <w:t xml:space="preserve"> </w:t>
+      </w:r>
+      <w:r>
+        <w:t xml:space="preserve">Docker с Compose v2 и около 1,5 ГБ свободной памяти; GPU не нужен. Интернет</w:t>
+      </w:r>
+      <w:r>
+        <w:t xml:space="preserve"> </w:t>
+      </w:r>
+      <w:r>
+        <w:t xml:space="preserve">нужен только для сборки образов, стенд работает офлайн. Свободные порты: 8080 (приложение),</w:t>
+      </w:r>
+      <w:r>
+        <w:t xml:space="preserve"> </w:t>
+      </w:r>
+      <w:r>
+        <w:t xml:space="preserve">8025 (Mailpit), 8090 (эмулятор ФСП ID).</w:t>
+      </w:r>
+    </w:p>
+    <w:p>
+      <w:pPr>
+        <w:pStyle w:val="BodyText"/>
+      </w:pPr>
+      <w:r>
+        <w:rPr>
+          <w:b/>
+          <w:bCs/>
+        </w:rPr>
+        <w:t xml:space="preserve">Шаг 1. Собрать и запустить.</w:t>
+      </w:r>
+    </w:p>
+    <w:p>
+      <w:pPr>
+        <w:pStyle w:val="SourceCode"/>
+      </w:pPr>
+      <w:r>
+        <w:rPr>
+          <w:rStyle w:val="VerbatimChar"/>
+        </w:rPr>
+        <w:t xml:space="preserve">git clone &lt;адрес репозитория&gt; scout &amp;&amp; cd scout</w:t>
+      </w:r>
+      <w:r>
+        <w:br/>
+      </w:r>
+      <w:r>
+        <w:rPr>
+          <w:rStyle w:val="VerbatimChar"/>
+        </w:rPr>
+        <w:t xml:space="preserve">docker compose up --build -d</w:t>
+      </w:r>
+    </w:p>
+    <w:p>
+      <w:pPr>
+        <w:pStyle w:val="FirstParagraph"/>
+      </w:pPr>
+      <w:r>
+        <w:t xml:space="preserve">Через одну-две минуты все сервисы в состоянии</w:t>
+      </w:r>
+      <w:r>
+        <w:t xml:space="preserve"> </w:t>
+      </w:r>
+      <w:r>
+        <w:rPr>
+          <w:rStyle w:val="VerbatimChar"/>
+        </w:rPr>
+        <w:t xml:space="preserve">healthy</w:t>
+      </w:r>
+      <w:r>
+        <w:t xml:space="preserve"> </w:t>
+      </w:r>
+      <w:r>
+        <w:t xml:space="preserve">(</w:t>
+      </w:r>
+      <w:r>
+        <w:rPr>
+          <w:rStyle w:val="VerbatimChar"/>
+        </w:rPr>
+        <w:t xml:space="preserve">docker compose ps</w:t>
+      </w:r>
+      <w:r>
+        <w:t xml:space="preserve">). Бэкенд сам</w:t>
+      </w:r>
+      <w:r>
+        <w:t xml:space="preserve"> </w:t>
+      </w:r>
+      <w:r>
+        <w:t xml:space="preserve">применяет миграции, наполняет справочники и банк из 79 семейств заданий, создаёт демо-аккаунты</w:t>
+      </w:r>
+      <w:r>
+        <w:t xml:space="preserve"> </w:t>
+      </w:r>
+      <w:r>
+        <w:t xml:space="preserve">и около 120 синтетических кандидатов, часть из них привязывает к участникам эмулятора ФСП. Файл</w:t>
+      </w:r>
+      <w:r>
+        <w:t xml:space="preserve"> </w:t>
+      </w:r>
+      <w:r>
+        <w:rPr>
+          <w:rStyle w:val="VerbatimChar"/>
+        </w:rPr>
+        <w:t xml:space="preserve">.env</w:t>
+      </w:r>
+      <w:r>
+        <w:t xml:space="preserve"> </w:t>
+      </w:r>
+      <w:r>
+        <w:t xml:space="preserve">не нужен: значения по умолчанию заданы в</w:t>
+      </w:r>
+      <w:r>
+        <w:t xml:space="preserve"> </w:t>
+      </w:r>
+      <w:r>
+        <w:rPr>
+          <w:rStyle w:val="VerbatimChar"/>
+        </w:rPr>
+        <w:t xml:space="preserve">docker-compose.yml</w:t>
+      </w:r>
+      <w:r>
+        <w:t xml:space="preserve">.</w:t>
+      </w:r>
+    </w:p>
+    <w:p>
+      <w:pPr>
+        <w:pStyle w:val="BodyText"/>
+      </w:pPr>
+      <w:r>
+        <w:rPr>
+          <w:b/>
+          <w:bCs/>
+        </w:rPr>
+        <w:t xml:space="preserve">Шаг 2. Открыть.</w:t>
+      </w:r>
+    </w:p>
+    <w:tbl>
+      <w:tblPr>
+        <w:tblStyle w:val="Table"/>
+        <w:tblW w:type="auto" w:w="0"/>
+        <w:tblLook w:firstRow="1" w:lastRow="0" w:firstColumn="0" w:lastColumn="0" w:noHBand="0" w:noVBand="0" w:val="0020"/>
+      </w:tblPr>
+      <w:tblGrid>
+        <w:gridCol w:w="3960"/>
+        <w:gridCol w:w="3960"/>
+      </w:tblGrid>
+      <w:tr>
+        <w:trPr>
+          <w:tblHeader w:val="on"/>
+        </w:trPr>
+        <w:tc>
+          <w:tcPr/>
+          <w:p>
+            <w:pPr>
+              <w:pStyle w:val="Compact"/>
+            </w:pPr>
+            <w:r>
+              <w:t xml:space="preserve">Что</w:t>
+            </w:r>
+          </w:p>
+        </w:tc>
+        <w:tc>
+          <w:tcPr/>
+          <w:p>
+            <w:pPr>
+              <w:pStyle w:val="Compact"/>
+            </w:pPr>
+            <w:r>
+              <w:t xml:space="preserve">Адрес</w:t>
+            </w:r>
+          </w:p>
+        </w:tc>
+      </w:tr>
+      <w:tr>
+        <w:tc>
+          <w:tcPr/>
+          <w:p>
+            <w:pPr>
+              <w:pStyle w:val="Compact"/>
+            </w:pPr>
+            <w:r>
+              <w:t xml:space="preserve">Приложение</w:t>
+            </w:r>
+          </w:p>
+        </w:tc>
+        <w:tc>
+          <w:tcPr/>
+          <w:p>
+            <w:pPr>
+              <w:pStyle w:val="Compact"/>
+            </w:pPr>
+            <w:r>
+              <w:t xml:space="preserve">http://localhost:8080</w:t>
+            </w:r>
+          </w:p>
+        </w:tc>
+      </w:tr>
+      <w:tr>
+        <w:tc>
+          <w:tcPr/>
+          <w:p>
+            <w:pPr>
+              <w:pStyle w:val="Compact"/>
+            </w:pPr>
+            <w:r>
+              <w:t xml:space="preserve">Письма подтверждения и уведомления (Mailpit)</w:t>
+            </w:r>
+          </w:p>
+        </w:tc>
+        <w:tc>
+          <w:tcPr/>
+          <w:p>
+            <w:pPr>
+              <w:pStyle w:val="Compact"/>
+            </w:pPr>
+            <w:r>
+              <w:t xml:space="preserve">http://localhost:8025</w:t>
+            </w:r>
+          </w:p>
+        </w:tc>
+      </w:tr>
+      <w:tr>
+        <w:tc>
+          <w:tcPr/>
+          <w:p>
+            <w:pPr>
+              <w:pStyle w:val="Compact"/>
+            </w:pPr>
+            <w:r>
+              <w:t xml:space="preserve">ФСП ID и реестр (эмулятор)</w:t>
+            </w:r>
+          </w:p>
+        </w:tc>
+        <w:tc>
+          <w:tcPr/>
+          <w:p>
+            <w:pPr>
+              <w:pStyle w:val="Compact"/>
+            </w:pPr>
+            <w:r>
+              <w:t xml:space="preserve">http://localhost:8090</w:t>
+            </w:r>
+          </w:p>
+        </w:tc>
+      </w:tr>
+      <w:tr>
+        <w:tc>
+          <w:tcPr/>
+          <w:p>
+            <w:pPr>
+              <w:pStyle w:val="Compact"/>
+            </w:pPr>
+            <w:r>
+              <w:t xml:space="preserve">Swagger UI</w:t>
+            </w:r>
+          </w:p>
+        </w:tc>
+        <w:tc>
+          <w:tcPr/>
+          <w:p>
+            <w:pPr>
+              <w:pStyle w:val="Compact"/>
+            </w:pPr>
+            <w:r>
+              <w:t xml:space="preserve">http://localhost:8080/api/docs</w:t>
+            </w:r>
+          </w:p>
+        </w:tc>
+      </w:tr>
+    </w:tbl>
+    <w:p>
+      <w:pPr>
+        <w:pStyle w:val="BodyText"/>
+      </w:pPr>
+      <w:r>
+        <w:rPr>
+          <w:b/>
+          <w:bCs/>
+        </w:rPr>
+        <w:t xml:space="preserve">Шаг 3. Войти.</w:t>
+      </w:r>
+      <w:r>
+        <w:t xml:space="preserve"> </w:t>
+      </w:r>
+      <w:r>
+        <w:t xml:space="preserve">Пароль демо-аккаунтов —</w:t>
+      </w:r>
+      <w:r>
+        <w:t xml:space="preserve"> </w:t>
+      </w:r>
+      <w:r>
+        <w:rPr>
+          <w:rStyle w:val="VerbatimChar"/>
+        </w:rPr>
+        <w:t xml:space="preserve">ScoutDemo2026</w:t>
+      </w:r>
+      <w:r>
+        <w:t xml:space="preserve">, на странице входа они подставляются</w:t>
+      </w:r>
+      <w:r>
+        <w:t xml:space="preserve"> </w:t>
+      </w:r>
+      <w:r>
+        <w:t xml:space="preserve">одной кнопкой.</w:t>
+      </w:r>
+    </w:p>
+    <w:tbl>
+      <w:tblPr>
+        <w:tblStyle w:val="Table"/>
+        <w:tblW w:type="pct" w:w="5000"/>
+        <w:tblLayout w:type="fixed"/>
+        <w:tblLook w:firstRow="1" w:lastRow="0" w:firstColumn="0" w:lastColumn="0" w:noHBand="0" w:noVBand="0" w:val="0020"/>
+      </w:tblPr>
+      <w:tblGrid>
+        <w:gridCol w:w="2640"/>
+        <w:gridCol w:w="2640"/>
+        <w:gridCol w:w="2640"/>
+      </w:tblGrid>
+      <w:tr>
+        <w:trPr>
+          <w:tblHeader w:val="on"/>
+        </w:trPr>
+        <w:tc>
+          <w:tcPr/>
+          <w:p>
+            <w:pPr>
+              <w:pStyle w:val="Compact"/>
+            </w:pPr>
+            <w:r>
+              <w:t xml:space="preserve">Роль</w:t>
+            </w:r>
+          </w:p>
+        </w:tc>
+        <w:tc>
+          <w:tcPr/>
+          <w:p>
+            <w:pPr>
+              <w:pStyle w:val="Compact"/>
+            </w:pPr>
+            <w:r>
+              <w:t xml:space="preserve">Email</w:t>
+            </w:r>
+          </w:p>
+        </w:tc>
+        <w:tc>
+          <w:tcPr/>
+          <w:p>
+            <w:pPr>
+              <w:pStyle w:val="Compact"/>
+            </w:pPr>
+            <w:r>
+              <w:t xml:space="preserve">Что внутри</w:t>
+            </w:r>
+          </w:p>
+        </w:tc>
+      </w:tr>
+      <w:tr>
+        <w:tc>
+          <w:tcPr/>
+          <w:p>
+            <w:pPr>
+              <w:pStyle w:val="Compact"/>
+            </w:pPr>
+            <w:r>
+              <w:t xml:space="preserve">Специалист</w:t>
+            </w:r>
+          </w:p>
+        </w:tc>
+        <w:tc>
+          <w:tcPr/>
+          <w:p>
+            <w:pPr>
+              <w:pStyle w:val="Compact"/>
+            </w:pPr>
+            <w:r>
+              <w:rPr>
+                <w:rStyle w:val="VerbatimChar"/>
+              </w:rPr>
+              <w:t xml:space="preserve">candidate@example.com</w:t>
+            </w:r>
+          </w:p>
+        </w:tc>
+        <w:tc>
+          <w:tcPr/>
+          <w:p>
+            <w:pPr>
+              <w:pStyle w:val="Compact"/>
+            </w:pPr>
+            <w:r>
+              <w:t xml:space="preserve">Чистый аккаунт: онбординг, тест, публикация, ФСП</w:t>
+            </w:r>
+          </w:p>
+        </w:tc>
+      </w:tr>
+      <w:tr>
+        <w:tc>
+          <w:tcPr/>
+          <w:p>
+            <w:pPr>
+              <w:pStyle w:val="Compact"/>
+            </w:pPr>
+            <w:r>
+              <w:t xml:space="preserve">Специалисты для жюри</w:t>
+            </w:r>
+          </w:p>
+        </w:tc>
+        <w:tc>
+          <w:tcPr/>
+          <w:p>
+            <w:pPr>
+              <w:pStyle w:val="Compact"/>
+            </w:pPr>
+            <w:r>
+              <w:rPr>
+                <w:rStyle w:val="VerbatimChar"/>
+              </w:rPr>
+              <w:t xml:space="preserve">jury1@example.com</w:t>
+            </w:r>
+            <w:r>
+              <w:t xml:space="preserve"> </w:t>
+            </w:r>
+            <w:r>
+              <w:t xml:space="preserve">…</w:t>
+            </w:r>
+            <w:r>
+              <w:t xml:space="preserve"> </w:t>
+            </w:r>
+            <w:r>
+              <w:rPr>
+                <w:rStyle w:val="VerbatimChar"/>
+              </w:rPr>
+              <w:t xml:space="preserve">jury5@example.com</w:t>
+            </w:r>
+          </w:p>
+        </w:tc>
+        <w:tc>
+          <w:tcPr/>
+          <w:p>
+            <w:pPr>
+              <w:pStyle w:val="Compact"/>
+            </w:pPr>
+            <w:r>
+              <w:t xml:space="preserve">Пять чистых аккаунтов: путь с нуля и пересдачи, не мешая друг другу</w:t>
+            </w:r>
+          </w:p>
+        </w:tc>
+      </w:tr>
+      <w:tr>
+        <w:tc>
+          <w:tcPr/>
+          <w:p>
+            <w:pPr>
+              <w:pStyle w:val="Compact"/>
+            </w:pPr>
+            <w:r>
+              <w:t xml:space="preserve">Работодатель</w:t>
+            </w:r>
+          </w:p>
+        </w:tc>
+        <w:tc>
+          <w:tcPr/>
+          <w:p>
+            <w:pPr>
+              <w:pStyle w:val="Compact"/>
+            </w:pPr>
+            <w:r>
+              <w:rPr>
+                <w:rStyle w:val="VerbatimChar"/>
+              </w:rPr>
+              <w:t xml:space="preserve">employer@example.com</w:t>
+            </w:r>
+          </w:p>
+        </w:tc>
+        <w:tc>
+          <w:tcPr/>
+          <w:p>
+            <w:pPr>
+              <w:pStyle w:val="Compact"/>
+            </w:pPr>
+            <w:r>
+              <w:t xml:space="preserve">Компания с потребностями, подборками, вакансиями, откликами и микрозадачами</w:t>
+            </w:r>
+          </w:p>
+        </w:tc>
+      </w:tr>
+      <w:tr>
+        <w:tc>
+          <w:tcPr/>
+          <w:p>
+            <w:pPr>
+              <w:pStyle w:val="Compact"/>
+            </w:pPr>
+            <w:r>
+              <w:t xml:space="preserve">Методист</w:t>
+            </w:r>
+          </w:p>
+        </w:tc>
+        <w:tc>
+          <w:tcPr/>
+          <w:p>
+            <w:pPr>
+              <w:pStyle w:val="Compact"/>
+            </w:pPr>
+            <w:r>
+              <w:rPr>
+                <w:rStyle w:val="VerbatimChar"/>
+              </w:rPr>
+              <w:t xml:space="preserve">methodist@example.com</w:t>
+            </w:r>
+          </w:p>
+        </w:tc>
+        <w:tc>
+          <w:tcPr/>
+          <w:p>
+            <w:pPr>
+              <w:pStyle w:val="Compact"/>
+            </w:pPr>
+            <w:r>
+              <w:t xml:space="preserve">Банк заданий, «Вакансия → тест», настройки оценки, модерация</w:t>
+            </w:r>
+          </w:p>
+        </w:tc>
+      </w:tr>
+      <w:tr>
+        <w:tc>
+          <w:tcPr/>
+          <w:p>
+            <w:pPr>
+              <w:pStyle w:val="Compact"/>
+            </w:pPr>
+            <w:r>
+              <w:t xml:space="preserve">Синтетические кандидаты</w:t>
+            </w:r>
+          </w:p>
+        </w:tc>
+        <w:tc>
+          <w:tcPr/>
+          <w:p>
+            <w:pPr>
+              <w:pStyle w:val="Compact"/>
+            </w:pPr>
+            <w:r>
+              <w:rPr>
+                <w:rStyle w:val="VerbatimChar"/>
+              </w:rPr>
+              <w:t xml:space="preserve">demo.backend.01@example.com</w:t>
+            </w:r>
+            <w:r>
+              <w:t xml:space="preserve"> </w:t>
+            </w:r>
+            <w:r>
+              <w:t xml:space="preserve">и т. п.</w:t>
+            </w:r>
+          </w:p>
+        </w:tc>
+        <w:tc>
+          <w:tcPr/>
+          <w:p>
+            <w:pPr>
+              <w:pStyle w:val="Compact"/>
+            </w:pPr>
+            <w:r>
+              <w:t xml:space="preserve">Прошли тест настоящим сервисом оценки</w:t>
+            </w:r>
+          </w:p>
+        </w:tc>
+      </w:tr>
+    </w:tbl>
+    <w:p>
+      <w:pPr>
+        <w:pStyle w:val="BodyText"/>
+      </w:pPr>
+      <w:r>
+        <w:t xml:space="preserve">Участники ФСП в эмуляторе:</w:t>
+      </w:r>
+      <w:r>
+        <w:t xml:space="preserve"> </w:t>
+      </w:r>
+      <w:r>
+        <w:rPr>
+          <w:rStyle w:val="VerbatimChar"/>
+        </w:rPr>
+        <w:t xml:space="preserve">fsp000021</w:t>
+      </w:r>
+      <w:r>
+        <w:t xml:space="preserve"> </w:t>
+      </w:r>
+      <w:r>
+        <w:t xml:space="preserve">(7 соревнований, 6 призовых),</w:t>
+      </w:r>
+      <w:r>
+        <w:t xml:space="preserve"> </w:t>
+      </w:r>
+      <w:r>
+        <w:rPr>
+          <w:rStyle w:val="VerbatimChar"/>
+        </w:rPr>
+        <w:t xml:space="preserve">fsp000030</w:t>
+      </w:r>
+      <w:r>
+        <w:t xml:space="preserve">,</w:t>
+      </w:r>
+      <w:r>
+        <w:t xml:space="preserve"> </w:t>
+      </w:r>
+      <w:r>
+        <w:rPr>
+          <w:rStyle w:val="VerbatimChar"/>
+        </w:rPr>
+        <w:t xml:space="preserve">fsp000012</w:t>
+      </w:r>
+      <w:r>
+        <w:t xml:space="preserve">,</w:t>
+      </w:r>
+      <w:r>
+        <w:t xml:space="preserve"> </w:t>
+      </w:r>
+      <w:r>
+        <w:rPr>
+          <w:rStyle w:val="VerbatimChar"/>
+        </w:rPr>
+        <w:t xml:space="preserve">fsp000007</w:t>
+      </w:r>
+      <w:r>
+        <w:t xml:space="preserve"> </w:t>
+      </w:r>
+      <w:r>
+        <w:t xml:space="preserve">(участий нет), пароль</w:t>
+      </w:r>
+      <w:r>
+        <w:t xml:space="preserve"> </w:t>
+      </w:r>
+      <w:r>
+        <w:rPr>
+          <w:rStyle w:val="VerbatimChar"/>
+        </w:rPr>
+        <w:t xml:space="preserve">FspDemo2026</w:t>
+      </w:r>
+      <w:r>
+        <w:t xml:space="preserve">. Регистрация нового кандидата тоже работает:</w:t>
+      </w:r>
+      <w:r>
+        <w:t xml:space="preserve"> </w:t>
+      </w:r>
+      <w:r>
+        <w:t xml:space="preserve">письмо со ссылкой подтверждения приходит в Mailpit.</w:t>
+      </w:r>
+    </w:p>
+    <w:p>
+      <w:pPr>
+        <w:pStyle w:val="BodyText"/>
+      </w:pPr>
+      <w:r>
+        <w:rPr>
+          <w:b/>
+          <w:bCs/>
+        </w:rPr>
+        <w:t xml:space="preserve">Шаг 4. ФСП ID на Keycloak (по желанию).</w:t>
+      </w:r>
+    </w:p>
+    <w:p>
+      <w:pPr>
+        <w:pStyle w:val="SourceCode"/>
+      </w:pPr>
+      <w:r>
+        <w:rPr>
+          <w:rStyle w:val="VerbatimChar"/>
+        </w:rPr>
+        <w:t xml:space="preserve">make up-keycloak</w:t>
+      </w:r>
+      <w:r>
+        <w:br/>
+      </w:r>
+      <w:r>
+        <w:rPr>
+          <w:rStyle w:val="VerbatimChar"/>
+        </w:rPr>
+        <w:t xml:space="preserve">make keycloak-smoke</w:t>
+      </w:r>
+    </w:p>
+    <w:p>
+      <w:pPr>
+        <w:pStyle w:val="FirstParagraph"/>
+      </w:pPr>
+      <w:r>
+        <w:t xml:space="preserve">Keycloak 26 поднимается на http://localhost:8081, участники и пароль те же. Вернуться к</w:t>
+      </w:r>
+      <w:r>
+        <w:t xml:space="preserve"> </w:t>
+      </w:r>
+      <w:r>
+        <w:t xml:space="preserve">эмулятору —</w:t>
+      </w:r>
+      <w:r>
+        <w:t xml:space="preserve"> </w:t>
+      </w:r>
+      <w:r>
+        <w:rPr>
+          <w:rStyle w:val="VerbatimChar"/>
+        </w:rPr>
+        <w:t xml:space="preserve">make down-keycloak &amp;&amp; make up</w:t>
+      </w:r>
+      <w:r>
+        <w:t xml:space="preserve">.</w:t>
+      </w:r>
+    </w:p>
+    <w:p>
+      <w:pPr>
+        <w:pStyle w:val="BodyText"/>
+      </w:pPr>
+      <w:r>
+        <w:rPr>
+          <w:b/>
+          <w:bCs/>
+        </w:rPr>
+        <w:t xml:space="preserve">Шаг 5. Проверки кода</w:t>
+      </w:r>
+      <w:r>
+        <w:t xml:space="preserve"> </w:t>
+      </w:r>
+      <w:r>
+        <w:t xml:space="preserve">(нужны Python 3.13 с uv и Node.js 22+):</w:t>
+      </w:r>
+    </w:p>
+    <w:p>
+      <w:pPr>
+        <w:pStyle w:val="SourceCode"/>
+      </w:pPr>
+      <w:r>
+        <w:rPr>
+          <w:rStyle w:val="VerbatimChar"/>
+        </w:rPr>
+        <w:t xml:space="preserve">make check</w:t>
+      </w:r>
+    </w:p>
+    <w:p>
+      <w:pPr>
+        <w:pStyle w:val="FirstParagraph"/>
+      </w:pPr>
+      <w:r>
+        <w:t xml:space="preserve">Это ruff, mypy strict, eslint, tsc и все тесты: 491 бэкенда на реальном PostgreSQL, 77</w:t>
+      </w:r>
+      <w:r>
+        <w:t xml:space="preserve"> </w:t>
+      </w:r>
+      <w:r>
+        <w:t xml:space="preserve">фронтенда, 6 эмулятора. Валидация и нагрузка воспроизводятся командами</w:t>
+      </w:r>
+      <w:r>
+        <w:t xml:space="preserve"> </w:t>
+      </w:r>
+      <w:r>
+        <w:rPr>
+          <w:rStyle w:val="VerbatimChar"/>
+        </w:rPr>
+        <w:t xml:space="preserve">make simulate</w:t>
+      </w:r>
+      <w:r>
+        <w:t xml:space="preserve">,</w:t>
+      </w:r>
+      <w:r>
+        <w:t xml:space="preserve"> </w:t>
+      </w:r>
+      <w:r>
+        <w:rPr>
+          <w:rStyle w:val="VerbatimChar"/>
+        </w:rPr>
+        <w:t xml:space="preserve">make validate-assessment</w:t>
+      </w:r>
+      <w:r>
+        <w:t xml:space="preserve">,</w:t>
+      </w:r>
+      <w:r>
+        <w:t xml:space="preserve"> </w:t>
+      </w:r>
+      <w:r>
+        <w:rPr>
+          <w:rStyle w:val="VerbatimChar"/>
+        </w:rPr>
+        <w:t xml:space="preserve">make eval-matching</w:t>
+      </w:r>
+      <w:r>
+        <w:t xml:space="preserve">,</w:t>
+      </w:r>
+      <w:r>
+        <w:t xml:space="preserve"> </w:t>
+      </w:r>
+      <w:r>
+        <w:rPr>
+          <w:rStyle w:val="VerbatimChar"/>
+        </w:rPr>
+        <w:t xml:space="preserve">make load-stand</w:t>
+      </w:r>
+      <w:r>
+        <w:t xml:space="preserve"> </w:t>
+      </w:r>
+      <w:r>
+        <w:t xml:space="preserve">и</w:t>
+      </w:r>
+      <w:r>
+        <w:t xml:space="preserve"> </w:t>
+      </w:r>
+      <w:r>
+        <w:rPr>
+          <w:rStyle w:val="VerbatimChar"/>
+        </w:rPr>
+        <w:t xml:space="preserve">make load-test</w:t>
+      </w:r>
+      <w:r>
+        <w:t xml:space="preserve">.</w:t>
+      </w:r>
+    </w:p>
+    <w:p>
+      <w:pPr>
+        <w:pStyle w:val="BodyText"/>
+      </w:pPr>
+      <w:r>
+        <w:rPr>
+          <w:b/>
+          <w:bCs/>
+        </w:rPr>
+        <w:t xml:space="preserve">Шаг 6. Развёртывание на сервере.</w:t>
+      </w:r>
+      <w:r>
+        <w:t xml:space="preserve"> </w:t>
+      </w:r>
+      <w:r>
+        <w:t xml:space="preserve">Оверлей</w:t>
+      </w:r>
+      <w:r>
+        <w:t xml:space="preserve"> </w:t>
+      </w:r>
+      <w:r>
+        <w:rPr>
+          <w:rStyle w:val="VerbatimChar"/>
+        </w:rPr>
+        <w:t xml:space="preserve">deploy/</w:t>
+      </w:r>
+      <w:r>
+        <w:t xml:space="preserve"> </w:t>
+      </w:r>
+      <w:r>
+        <w:t xml:space="preserve">добавляет Caddy с автоматическим HTTPS:</w:t>
+      </w:r>
+      <w:r>
+        <w:t xml:space="preserve"> </w:t>
+      </w:r>
+      <w:r>
+        <w:t xml:space="preserve">скопировать</w:t>
+      </w:r>
+      <w:r>
+        <w:t xml:space="preserve"> </w:t>
+      </w:r>
+      <w:r>
+        <w:rPr>
+          <w:rStyle w:val="VerbatimChar"/>
+        </w:rPr>
+        <w:t xml:space="preserve">deploy/vps.env.example</w:t>
+      </w:r>
+      <w:r>
+        <w:t xml:space="preserve"> </w:t>
+      </w:r>
+      <w:r>
+        <w:t xml:space="preserve">в</w:t>
+      </w:r>
+      <w:r>
+        <w:t xml:space="preserve"> </w:t>
+      </w:r>
+      <w:r>
+        <w:rPr>
+          <w:rStyle w:val="VerbatimChar"/>
+        </w:rPr>
+        <w:t xml:space="preserve">deploy/vps.env</w:t>
+      </w:r>
+      <w:r>
+        <w:t xml:space="preserve">, указать домен и секреты, выполнить</w:t>
+      </w:r>
+      <w:r>
+        <w:t xml:space="preserve"> </w:t>
+      </w:r>
+      <w:r>
+        <w:rPr>
+          <w:rStyle w:val="VerbatimChar"/>
+        </w:rPr>
+        <w:t xml:space="preserve">make vps-up</w:t>
+      </w:r>
+      <w:r>
+        <w:t xml:space="preserve"> </w:t>
+      </w:r>
+      <w:r>
+        <w:t xml:space="preserve">и</w:t>
+      </w:r>
+      <w:r>
+        <w:t xml:space="preserve"> </w:t>
+      </w:r>
+      <w:r>
+        <w:rPr>
+          <w:rStyle w:val="VerbatimChar"/>
+        </w:rPr>
+        <w:t xml:space="preserve">make vps-check DOMAIN=&lt;домен&gt;</w:t>
+      </w:r>
+      <w:r>
+        <w:t xml:space="preserve"> </w:t>
+      </w:r>
+      <w:r>
+        <w:t xml:space="preserve">—</w:t>
+      </w:r>
+      <w:r>
+        <w:t xml:space="preserve"> </w:t>
+      </w:r>
+      <w:hyperlink r:id="rId18">
+        <w:r>
+          <w:rPr>
+            <w:rStyle w:val="Hyperlink"/>
+          </w:rPr>
+          <w:t xml:space="preserve">DEPLOYMENT.md</w:t>
+        </w:r>
+      </w:hyperlink>
+      <w:r>
+        <w:t xml:space="preserve">.</w:t>
+      </w:r>
+    </w:p>
+    <w:p>
+      <w:pPr>
+        <w:pStyle w:val="BodyText"/>
+      </w:pPr>
+      <w:r>
+        <w:rPr>
+          <w:b/>
+          <w:bCs/>
+        </w:rPr>
+        <w:t xml:space="preserve">Начать заново</w:t>
+      </w:r>
+      <w:r>
+        <w:t xml:space="preserve"> </w:t>
+      </w:r>
+      <w:r>
+        <w:t xml:space="preserve">с чистыми данными:</w:t>
+      </w:r>
+    </w:p>
+    <w:p>
+      <w:pPr>
+        <w:pStyle w:val="SourceCode"/>
+      </w:pPr>
+      <w:r>
+        <w:rPr>
+          <w:rStyle w:val="VerbatimChar"/>
+        </w:rPr>
+        <w:t xml:space="preserve">docker compose down -v --remove-orphans &amp;&amp; docker compose up --build -d</w:t>
+      </w:r>
+    </w:p>
+    <w:bookmarkEnd w:id="27"/>
+    <w:bookmarkStart w:id="28" w:name="ограничения-и-дальше"/>
+    <w:p>
+      <w:pPr>
+        <w:pStyle w:val="Heading1"/>
+      </w:pPr>
+      <w:r>
+        <w:t xml:space="preserve">12. Ограничения и дальше</w:t>
       </w:r>
     </w:p>
     <w:p>
@@ -2501,11 +5766,23 @@
         <w:pStyle w:val="Compact"/>
         <w:numPr>
           <w:ilvl w:val="0"/>
-          <w:numId w:val="1003"/>
+          <w:numId w:val="1004"/>
         </w:numPr>
       </w:pPr>
       <w:r>
-        <w:t xml:space="preserve">Текстовая близость — TF-IDF; эмбеддинги имеют смысл, когда появятся живые описания.</w:t>
+        <w:t xml:space="preserve">Все метрики получены на синтетике: абсолютные значения зависят от допущений модели, сравнение</w:t>
+      </w:r>
+      <w:r>
+        <w:t xml:space="preserve"> </w:t>
+      </w:r>
+      <w:r>
+        <w:t xml:space="preserve">систем на одних данных — нет. Первый шаг после хакатона — калибровка параметров заданий и</w:t>
+      </w:r>
+      <w:r>
+        <w:t xml:space="preserve"> </w:t>
+      </w:r>
+      <w:r>
+        <w:t xml:space="preserve">проверка весов подбора на реальных ответах и наймах.</w:t>
       </w:r>
     </w:p>
     <w:p>
@@ -2513,21 +5790,45 @@
         <w:pStyle w:val="Compact"/>
         <w:numPr>
           <w:ilvl w:val="0"/>
-          <w:numId w:val="1003"/>
+          <w:numId w:val="1004"/>
         </w:numPr>
       </w:pPr>
       <w:r>
+        <w:t xml:space="preserve">Банки QA, DevOps и Mobile нужно расширять в первую очередь.</w:t>
+      </w:r>
+    </w:p>
+    <w:p>
+      <w:pPr>
+        <w:pStyle w:val="Compact"/>
+        <w:numPr>
+          <w:ilvl w:val="0"/>
+          <w:numId w:val="1004"/>
+        </w:numPr>
+      </w:pPr>
+      <w:r>
+        <w:t xml:space="preserve">Текстовая близость — TF-IDF; эмбеддинги имеют смысл, когда появятся живые описания.</w:t>
+      </w:r>
+    </w:p>
+    <w:p>
+      <w:pPr>
+        <w:pStyle w:val="Compact"/>
+        <w:numPr>
+          <w:ilvl w:val="0"/>
+          <w:numId w:val="1004"/>
+        </w:numPr>
+      </w:pPr>
+      <w:r>
         <w:t xml:space="preserve">ФСП ID и реестр — эмулятор с протоколом Keycloak; переключение на боевой — переменными окружения.</w:t>
       </w:r>
     </w:p>
-    <w:bookmarkEnd w:id="21"/>
-    <w:bookmarkStart w:id="22" w:name="документы-в-репозитории"/>
+    <w:bookmarkEnd w:id="28"/>
+    <w:bookmarkStart w:id="29" w:name="документы-в-репозитории"/>
     <w:p>
       <w:pPr>
         <w:pStyle w:val="Heading1"/>
       </w:pPr>
       <w:r>
-        <w:t xml:space="preserve">10. Документы в репозитории</w:t>
+        <w:t xml:space="preserve">13. Документы в репозитории</w:t>
       </w:r>
     </w:p>
     <w:tbl>
@@ -2768,24 +6069,24 @@
               <w:pStyle w:val="Compact"/>
             </w:pPr>
             <w:r>
-              <w:t xml:space="preserve">docs/DEMO_SCRIPT.md</w:t>
-            </w:r>
-          </w:p>
-        </w:tc>
-        <w:tc>
-          <w:tcPr/>
-          <w:p>
-            <w:pPr>
-              <w:pStyle w:val="Compact"/>
-            </w:pPr>
-            <w:r>
-              <w:t xml:space="preserve">Сценарий видео и питча</w:t>
+              <w:t xml:space="preserve">docs/API.md</w:t>
+            </w:r>
+          </w:p>
+        </w:tc>
+        <w:tc>
+          <w:tcPr/>
+          <w:p>
+            <w:pPr>
+              <w:pStyle w:val="Compact"/>
+            </w:pPr>
+            <w:r>
+              <w:t xml:space="preserve">Справочник API по группам (собирается из OpenAPI)</w:t>
             </w:r>
           </w:p>
         </w:tc>
       </w:tr>
     </w:tbl>
-    <w:bookmarkEnd w:id="22"/>
+    <w:bookmarkEnd w:id="29"/>
     <w:sectPr>
       <w:footnotePr>
         <w:numRestart w:val="eachSect"/>
@@ -3009,6 +6310,9 @@
     <w:abstractNumId w:val="991"/>
   </w:num>
   <w:num w:numId="1003">
+    <w:abstractNumId w:val="991"/>
+  </w:num>
+  <w:num w:numId="1004">
     <w:abstractNumId w:val="991"/>
   </w:num>
 </w:numbering>

--- a/docs/submission/scout-documentation.docx
+++ b/docs/submission/scout-documentation.docx
@@ -242,7 +242,7 @@
               <w:pStyle w:val="Compact"/>
             </w:pPr>
             <w:r>
-              <w:t xml:space="preserve">491 тест бэкенда на реальном PostgreSQL, 77 тестов фронтенда, 6 — эмулятора ФСП; ruff и mypy strict, eslint, tsc</w:t>
+              <w:t xml:space="preserve">493 теста бэкенда на реальном PostgreSQL, 77 тестов фронтенда, 6 — эмулятора ФСП; ruff и mypy strict, eslint, tsc</w:t>
             </w:r>
           </w:p>
         </w:tc>
@@ -1808,41 +1808,859 @@
       </w:r>
     </w:p>
     <w:bookmarkEnd w:id="14"/>
-    <w:bookmarkStart w:id="17" w:name="техническая-проработка"/>
+    <w:bookmarkStart w:id="17" w:name="архитектура-и-техническая-проработка"/>
     <w:p>
       <w:pPr>
         <w:pStyle w:val="Heading1"/>
       </w:pPr>
       <w:r>
-        <w:t xml:space="preserve">6. Техническая проработка</w:t>
+        <w:t xml:space="preserve">6. Архитектура и техническая проработка</w:t>
       </w:r>
     </w:p>
     <w:p>
       <w:pPr>
-        <w:pStyle w:val="Compact"/>
-        <w:numPr>
-          <w:ilvl w:val="0"/>
-          <w:numId w:val="1002"/>
-        </w:numPr>
+        <w:pStyle w:val="FirstParagraph"/>
       </w:pPr>
       <w:r>
         <w:rPr>
           <w:b/>
           <w:bCs/>
         </w:rPr>
-        <w:t xml:space="preserve">Архитектура:</w:t>
-      </w:r>
-      <w:r>
-        <w:t xml:space="preserve"> </w:t>
-      </w:r>
-      <w:r>
-        <w:t xml:space="preserve">фронтенд (SPA за nginx) → бэкенд (FastAPI, слои api → services → crud →</w:t>
-      </w:r>
-      <w:r>
-        <w:t xml:space="preserve"> </w:t>
-      </w:r>
-      <w:r>
-        <w:t xml:space="preserve">models) → PostgreSQL 16 с pgvector. Эмулятор ФСП ID и Mailpit — отдельные сервисы. Подробно —</w:t>
+        <w:t xml:space="preserve">Функциональная архитектура.</w:t>
+      </w:r>
+      <w:r>
+        <w:t xml:space="preserve"> </w:t>
+      </w:r>
+      <w:r>
+        <w:t xml:space="preserve">Три ролевых кабинета в одном веб-приложении; каждая функция</w:t>
+      </w:r>
+      <w:r>
+        <w:t xml:space="preserve"> </w:t>
+      </w:r>
+      <w:r>
+        <w:t xml:space="preserve">опирается на свой модуль бэкенда.</w:t>
+      </w:r>
+    </w:p>
+    <w:tbl>
+      <w:tblPr>
+        <w:tblStyle w:val="Table"/>
+        <w:tblW w:type="pct" w:w="5000"/>
+        <w:tblLayout w:type="fixed"/>
+        <w:tblLook w:firstRow="1" w:lastRow="0" w:firstColumn="0" w:lastColumn="0" w:noHBand="0" w:noVBand="0" w:val="0020"/>
+      </w:tblPr>
+      <w:tblGrid>
+        <w:gridCol w:w="2640"/>
+        <w:gridCol w:w="2640"/>
+        <w:gridCol w:w="2640"/>
+      </w:tblGrid>
+      <w:tr>
+        <w:trPr>
+          <w:tblHeader w:val="on"/>
+        </w:trPr>
+        <w:tc>
+          <w:tcPr/>
+          <w:p>
+            <w:pPr>
+              <w:pStyle w:val="Compact"/>
+            </w:pPr>
+            <w:r>
+              <w:t xml:space="preserve">Кабинет</w:t>
+            </w:r>
+          </w:p>
+        </w:tc>
+        <w:tc>
+          <w:tcPr/>
+          <w:p>
+            <w:pPr>
+              <w:pStyle w:val="Compact"/>
+            </w:pPr>
+            <w:r>
+              <w:t xml:space="preserve">Функции</w:t>
+            </w:r>
+          </w:p>
+        </w:tc>
+        <w:tc>
+          <w:tcPr/>
+          <w:p>
+            <w:pPr>
+              <w:pStyle w:val="Compact"/>
+            </w:pPr>
+            <w:r>
+              <w:t xml:space="preserve">Модули бэкенда</w:t>
+            </w:r>
+          </w:p>
+        </w:tc>
+      </w:tr>
+      <w:tr>
+        <w:tc>
+          <w:tcPr/>
+          <w:p>
+            <w:pPr>
+              <w:pStyle w:val="Compact"/>
+            </w:pPr>
+            <w:r>
+              <w:t xml:space="preserve">Кандидат</w:t>
+            </w:r>
+          </w:p>
+        </w:tc>
+        <w:tc>
+          <w:tcPr/>
+          <w:p>
+            <w:pPr>
+              <w:pStyle w:val="Compact"/>
+            </w:pPr>
+            <w:r>
+              <w:t xml:space="preserve">Регистрация с подтверждением email; анкета вручную или из PDF-резюме; стандартизированный PDF-профиль; опрос по отрасли и специализации, выбор грейда, адаптивный тест; категория, история опросов и тестов, пересдачи; приглашения; вакансии и отклики; микрозадачи; приватность, согласия, ФСП ID; выгрузка и удаление данных</w:t>
+            </w:r>
+          </w:p>
+        </w:tc>
+        <w:tc>
+          <w:tcPr/>
+          <w:p>
+            <w:pPr>
+              <w:pStyle w:val="Compact"/>
+            </w:pPr>
+            <w:r>
+              <w:rPr>
+                <w:rStyle w:val="VerbatimChar"/>
+              </w:rPr>
+              <w:t xml:space="preserve">auth</w:t>
+            </w:r>
+            <w:r>
+              <w:t xml:space="preserve">,</w:t>
+            </w:r>
+            <w:r>
+              <w:t xml:space="preserve"> </w:t>
+            </w:r>
+            <w:r>
+              <w:rPr>
+                <w:rStyle w:val="VerbatimChar"/>
+              </w:rPr>
+              <w:t xml:space="preserve">candidate</w:t>
+            </w:r>
+            <w:r>
+              <w:t xml:space="preserve">,</w:t>
+            </w:r>
+            <w:r>
+              <w:t xml:space="preserve"> </w:t>
+            </w:r>
+            <w:r>
+              <w:rPr>
+                <w:rStyle w:val="VerbatimChar"/>
+              </w:rPr>
+              <w:t xml:space="preserve">assessment</w:t>
+            </w:r>
+            <w:r>
+              <w:t xml:space="preserve">,</w:t>
+            </w:r>
+            <w:r>
+              <w:t xml:space="preserve"> </w:t>
+            </w:r>
+            <w:r>
+              <w:rPr>
+                <w:rStyle w:val="VerbatimChar"/>
+              </w:rPr>
+              <w:t xml:space="preserve">invitations</w:t>
+            </w:r>
+            <w:r>
+              <w:t xml:space="preserve">,</w:t>
+            </w:r>
+            <w:r>
+              <w:t xml:space="preserve"> </w:t>
+            </w:r>
+            <w:r>
+              <w:rPr>
+                <w:rStyle w:val="VerbatimChar"/>
+              </w:rPr>
+              <w:t xml:space="preserve">vacancies</w:t>
+            </w:r>
+            <w:r>
+              <w:t xml:space="preserve">,</w:t>
+            </w:r>
+            <w:r>
+              <w:t xml:space="preserve"> </w:t>
+            </w:r>
+            <w:r>
+              <w:rPr>
+                <w:rStyle w:val="VerbatimChar"/>
+              </w:rPr>
+              <w:t xml:space="preserve">microtasks</w:t>
+            </w:r>
+            <w:r>
+              <w:t xml:space="preserve">,</w:t>
+            </w:r>
+            <w:r>
+              <w:t xml:space="preserve"> </w:t>
+            </w:r>
+            <w:r>
+              <w:rPr>
+                <w:rStyle w:val="VerbatimChar"/>
+              </w:rPr>
+              <w:t xml:space="preserve">fsp</w:t>
+            </w:r>
+            <w:r>
+              <w:t xml:space="preserve">,</w:t>
+            </w:r>
+            <w:r>
+              <w:t xml:space="preserve"> </w:t>
+            </w:r>
+            <w:r>
+              <w:rPr>
+                <w:rStyle w:val="VerbatimChar"/>
+              </w:rPr>
+              <w:t xml:space="preserve">account</w:t>
+            </w:r>
+          </w:p>
+        </w:tc>
+      </w:tr>
+      <w:tr>
+        <w:tc>
+          <w:tcPr/>
+          <w:p>
+            <w:pPr>
+              <w:pStyle w:val="Compact"/>
+            </w:pPr>
+            <w:r>
+              <w:t xml:space="preserve">Работодатель</w:t>
+            </w:r>
+          </w:p>
+        </w:tc>
+        <w:tc>
+          <w:tcPr/>
+          <w:p>
+            <w:pPr>
+              <w:pStyle w:val="Compact"/>
+            </w:pPr>
+            <w:r>
+              <w:t xml:space="preserve">Профиль компании; потребность из текста; подборка с рекомендованными категориями и объяснениями, уточнение версиями; банк кандидатов с фильтрами по категории, специализации, грейду, стеку и ФСП; приглашения с вилкой и статусами; вакансии и отклики; микрозадачи; «Вакансия → тест»; интеграция с ATS</w:t>
+            </w:r>
+          </w:p>
+        </w:tc>
+        <w:tc>
+          <w:tcPr/>
+          <w:p>
+            <w:pPr>
+              <w:pStyle w:val="Compact"/>
+            </w:pPr>
+            <w:r>
+              <w:rPr>
+                <w:rStyle w:val="VerbatimChar"/>
+              </w:rPr>
+              <w:t xml:space="preserve">employer</w:t>
+            </w:r>
+            <w:r>
+              <w:t xml:space="preserve">,</w:t>
+            </w:r>
+            <w:r>
+              <w:t xml:space="preserve"> </w:t>
+            </w:r>
+            <w:r>
+              <w:rPr>
+                <w:rStyle w:val="VerbatimChar"/>
+              </w:rPr>
+              <w:t xml:space="preserve">matching</w:t>
+            </w:r>
+            <w:r>
+              <w:t xml:space="preserve">,</w:t>
+            </w:r>
+            <w:r>
+              <w:t xml:space="preserve"> </w:t>
+            </w:r>
+            <w:r>
+              <w:rPr>
+                <w:rStyle w:val="VerbatimChar"/>
+              </w:rPr>
+              <w:t xml:space="preserve">invitations</w:t>
+            </w:r>
+            <w:r>
+              <w:t xml:space="preserve">,</w:t>
+            </w:r>
+            <w:r>
+              <w:t xml:space="preserve"> </w:t>
+            </w:r>
+            <w:r>
+              <w:rPr>
+                <w:rStyle w:val="VerbatimChar"/>
+              </w:rPr>
+              <w:t xml:space="preserve">vacancies</w:t>
+            </w:r>
+            <w:r>
+              <w:t xml:space="preserve">,</w:t>
+            </w:r>
+            <w:r>
+              <w:t xml:space="preserve"> </w:t>
+            </w:r>
+            <w:r>
+              <w:rPr>
+                <w:rStyle w:val="VerbatimChar"/>
+              </w:rPr>
+              <w:t xml:space="preserve">microtasks</w:t>
+            </w:r>
+            <w:r>
+              <w:t xml:space="preserve">,</w:t>
+            </w:r>
+            <w:r>
+              <w:t xml:space="preserve"> </w:t>
+            </w:r>
+            <w:r>
+              <w:rPr>
+                <w:rStyle w:val="VerbatimChar"/>
+              </w:rPr>
+              <w:t xml:space="preserve">assessment</w:t>
+            </w:r>
+            <w:r>
+              <w:t xml:space="preserve">,</w:t>
+            </w:r>
+            <w:r>
+              <w:t xml:space="preserve"> </w:t>
+            </w:r>
+            <w:r>
+              <w:rPr>
+                <w:rStyle w:val="VerbatimChar"/>
+              </w:rPr>
+              <w:t xml:space="preserve">trust</w:t>
+            </w:r>
+            <w:r>
+              <w:t xml:space="preserve">,</w:t>
+            </w:r>
+            <w:r>
+              <w:t xml:space="preserve"> </w:t>
+            </w:r>
+            <w:r>
+              <w:rPr>
+                <w:rStyle w:val="VerbatimChar"/>
+              </w:rPr>
+              <w:t xml:space="preserve">integrations</w:t>
+            </w:r>
+          </w:p>
+        </w:tc>
+      </w:tr>
+      <w:tr>
+        <w:tc>
+          <w:tcPr/>
+          <w:p>
+            <w:pPr>
+              <w:pStyle w:val="Compact"/>
+            </w:pPr>
+            <w:r>
+              <w:t xml:space="preserve">Методист</w:t>
+            </w:r>
+          </w:p>
+        </w:tc>
+        <w:tc>
+          <w:tcPr/>
+          <w:p>
+            <w:pPr>
+              <w:pStyle w:val="Compact"/>
+            </w:pPr>
+            <w:r>
+              <w:t xml:space="preserve">Справочники, банк заданий, «Вакансия → тест», пороги и настройки оценки, модерация жалоб</w:t>
+            </w:r>
+          </w:p>
+        </w:tc>
+        <w:tc>
+          <w:tcPr/>
+          <w:p>
+            <w:pPr>
+              <w:pStyle w:val="Compact"/>
+            </w:pPr>
+            <w:r>
+              <w:rPr>
+                <w:rStyle w:val="VerbatimChar"/>
+              </w:rPr>
+              <w:t xml:space="preserve">assessment</w:t>
+            </w:r>
+            <w:r>
+              <w:t xml:space="preserve">,</w:t>
+            </w:r>
+            <w:r>
+              <w:t xml:space="preserve"> </w:t>
+            </w:r>
+            <w:r>
+              <w:rPr>
+                <w:rStyle w:val="VerbatimChar"/>
+              </w:rPr>
+              <w:t xml:space="preserve">trust</w:t>
+            </w:r>
+          </w:p>
+        </w:tc>
+      </w:tr>
+      <w:tr>
+        <w:tc>
+          <w:tcPr/>
+          <w:p>
+            <w:pPr>
+              <w:pStyle w:val="Compact"/>
+            </w:pPr>
+            <w:r>
+              <w:t xml:space="preserve">Общее</w:t>
+            </w:r>
+          </w:p>
+        </w:tc>
+        <w:tc>
+          <w:tcPr/>
+          <w:p>
+            <w:pPr>
+              <w:pStyle w:val="Compact"/>
+            </w:pPr>
+            <w:r>
+              <w:t xml:space="preserve">Уведомления, журнал согласий, раскрытие контактов с записью в аудит</w:t>
+            </w:r>
+          </w:p>
+        </w:tc>
+        <w:tc>
+          <w:tcPr/>
+          <w:p>
+            <w:pPr>
+              <w:pStyle w:val="Compact"/>
+            </w:pPr>
+            <w:r>
+              <w:rPr>
+                <w:rStyle w:val="VerbatimChar"/>
+              </w:rPr>
+              <w:t xml:space="preserve">notifications</w:t>
+            </w:r>
+            <w:r>
+              <w:t xml:space="preserve">,</w:t>
+            </w:r>
+            <w:r>
+              <w:t xml:space="preserve"> </w:t>
+            </w:r>
+            <w:r>
+              <w:rPr>
+                <w:rStyle w:val="VerbatimChar"/>
+              </w:rPr>
+              <w:t xml:space="preserve">consents</w:t>
+            </w:r>
+            <w:r>
+              <w:t xml:space="preserve">,</w:t>
+            </w:r>
+            <w:r>
+              <w:t xml:space="preserve"> </w:t>
+            </w:r>
+            <w:r>
+              <w:rPr>
+                <w:rStyle w:val="VerbatimChar"/>
+              </w:rPr>
+              <w:t xml:space="preserve">contact_access</w:t>
+            </w:r>
+          </w:p>
+        </w:tc>
+      </w:tr>
+    </w:tbl>
+    <w:p>
+      <w:pPr>
+        <w:pStyle w:val="BodyText"/>
+      </w:pPr>
+      <w:r>
+        <w:rPr>
+          <w:b/>
+          <w:bCs/>
+        </w:rPr>
+        <w:t xml:space="preserve">Компонентная архитектура.</w:t>
+      </w:r>
+      <w:r>
+        <w:t xml:space="preserve"> </w:t>
+      </w:r>
+      <w:r>
+        <w:t xml:space="preserve">Монолит с явным разделением слоёв и слабо связанными модулями;</w:t>
+      </w:r>
+      <w:r>
+        <w:t xml:space="preserve"> </w:t>
+      </w:r>
+      <w:r>
+        <w:t xml:space="preserve">каждый компонент — отдельный контейнер.</w:t>
+      </w:r>
+    </w:p>
+    <w:p>
+      <w:pPr>
+        <w:pStyle w:val="SourceCode"/>
+      </w:pPr>
+      <w:r>
+        <w:rPr>
+          <w:rStyle w:val="VerbatimChar"/>
+        </w:rPr>
+        <w:t xml:space="preserve">Браузер (React SPA) → nginx (статика, прокси /api) → FastAPI → PostgreSQL 16 + pgvector</w:t>
+      </w:r>
+      <w:r>
+        <w:br/>
+      </w:r>
+      <w:r>
+        <w:rPr>
+          <w:rStyle w:val="VerbatimChar"/>
+        </w:rPr>
+        <w:t xml:space="preserve">FastAPI → Mailpit (SMTP) · ФСП ID и реестр (OIDC, JWKS) · ATS работодателя (вебхуки HMAC)</w:t>
+      </w:r>
+      <w:r>
+        <w:br/>
+      </w:r>
+      <w:r>
+        <w:rPr>
+          <w:rStyle w:val="VerbatimChar"/>
+        </w:rPr>
+        <w:t xml:space="preserve">Браузер → ФСП ID (страница входа участника)</w:t>
+      </w:r>
+    </w:p>
+    <w:tbl>
+      <w:tblPr>
+        <w:tblStyle w:val="Table"/>
+        <w:tblW w:type="pct" w:w="5000"/>
+        <w:tblLayout w:type="fixed"/>
+        <w:tblLook w:firstRow="1" w:lastRow="0" w:firstColumn="0" w:lastColumn="0" w:noHBand="0" w:noVBand="0" w:val="0020"/>
+      </w:tblPr>
+      <w:tblGrid>
+        <w:gridCol w:w="2640"/>
+        <w:gridCol w:w="2640"/>
+        <w:gridCol w:w="2640"/>
+      </w:tblGrid>
+      <w:tr>
+        <w:trPr>
+          <w:tblHeader w:val="on"/>
+        </w:trPr>
+        <w:tc>
+          <w:tcPr/>
+          <w:p>
+            <w:pPr>
+              <w:pStyle w:val="Compact"/>
+            </w:pPr>
+            <w:r>
+              <w:t xml:space="preserve">Компонент</w:t>
+            </w:r>
+          </w:p>
+        </w:tc>
+        <w:tc>
+          <w:tcPr/>
+          <w:p>
+            <w:pPr>
+              <w:pStyle w:val="Compact"/>
+            </w:pPr>
+            <w:r>
+              <w:t xml:space="preserve">Технология</w:t>
+            </w:r>
+          </w:p>
+        </w:tc>
+        <w:tc>
+          <w:tcPr/>
+          <w:p>
+            <w:pPr>
+              <w:pStyle w:val="Compact"/>
+            </w:pPr>
+            <w:r>
+              <w:t xml:space="preserve">Что делает</w:t>
+            </w:r>
+          </w:p>
+        </w:tc>
+      </w:tr>
+      <w:tr>
+        <w:tc>
+          <w:tcPr/>
+          <w:p>
+            <w:pPr>
+              <w:pStyle w:val="Compact"/>
+            </w:pPr>
+            <w:r>
+              <w:rPr>
+                <w:rStyle w:val="VerbatimChar"/>
+              </w:rPr>
+              <w:t xml:space="preserve">frontend</w:t>
+            </w:r>
+          </w:p>
+        </w:tc>
+        <w:tc>
+          <w:tcPr/>
+          <w:p>
+            <w:pPr>
+              <w:pStyle w:val="Compact"/>
+            </w:pPr>
+            <w:r>
+              <w:t xml:space="preserve">React 19, Mantine 9 за nginx 1.31</w:t>
+            </w:r>
+          </w:p>
+        </w:tc>
+        <w:tc>
+          <w:tcPr/>
+          <w:p>
+            <w:pPr>
+              <w:pStyle w:val="Compact"/>
+            </w:pPr>
+            <w:r>
+              <w:t xml:space="preserve">Кабинеты кандидата, работодателя и методиста; прокси</w:t>
+            </w:r>
+            <w:r>
+              <w:t xml:space="preserve"> </w:t>
+            </w:r>
+            <w:r>
+              <w:rPr>
+                <w:rStyle w:val="VerbatimChar"/>
+              </w:rPr>
+              <w:t xml:space="preserve">/api</w:t>
+            </w:r>
+          </w:p>
+        </w:tc>
+      </w:tr>
+      <w:tr>
+        <w:tc>
+          <w:tcPr/>
+          <w:p>
+            <w:pPr>
+              <w:pStyle w:val="Compact"/>
+            </w:pPr>
+            <w:r>
+              <w:rPr>
+                <w:rStyle w:val="VerbatimChar"/>
+              </w:rPr>
+              <w:t xml:space="preserve">backend</w:t>
+            </w:r>
+          </w:p>
+        </w:tc>
+        <w:tc>
+          <w:tcPr/>
+          <w:p>
+            <w:pPr>
+              <w:pStyle w:val="Compact"/>
+            </w:pPr>
+            <w:r>
+              <w:t xml:space="preserve">FastAPI на uvicorn, Python 3.13</w:t>
+            </w:r>
+          </w:p>
+        </w:tc>
+        <w:tc>
+          <w:tcPr/>
+          <w:p>
+            <w:pPr>
+              <w:pStyle w:val="Compact"/>
+            </w:pPr>
+            <w:r>
+              <w:t xml:space="preserve">Бизнес-логика и API, адаптивный тест, подбор, фоновая отправка вебхуков</w:t>
+            </w:r>
+          </w:p>
+        </w:tc>
+      </w:tr>
+      <w:tr>
+        <w:tc>
+          <w:tcPr/>
+          <w:p>
+            <w:pPr>
+              <w:pStyle w:val="Compact"/>
+            </w:pPr>
+            <w:r>
+              <w:rPr>
+                <w:rStyle w:val="VerbatimChar"/>
+              </w:rPr>
+              <w:t xml:space="preserve">db</w:t>
+            </w:r>
+          </w:p>
+        </w:tc>
+        <w:tc>
+          <w:tcPr/>
+          <w:p>
+            <w:pPr>
+              <w:pStyle w:val="Compact"/>
+            </w:pPr>
+            <w:r>
+              <w:t xml:space="preserve">PostgreSQL 16 + pgvector</w:t>
+            </w:r>
+          </w:p>
+        </w:tc>
+        <w:tc>
+          <w:tcPr/>
+          <w:p>
+            <w:pPr>
+              <w:pStyle w:val="Compact"/>
+            </w:pPr>
+            <w:r>
+              <w:t xml:space="preserve">Все данные: 48 таблиц, миграции Alembic при старте</w:t>
+            </w:r>
+          </w:p>
+        </w:tc>
+      </w:tr>
+      <w:tr>
+        <w:tc>
+          <w:tcPr/>
+          <w:p>
+            <w:pPr>
+              <w:pStyle w:val="Compact"/>
+            </w:pPr>
+            <w:r>
+              <w:rPr>
+                <w:rStyle w:val="VerbatimChar"/>
+              </w:rPr>
+              <w:t xml:space="preserve">fsp-registry-mock</w:t>
+            </w:r>
+          </w:p>
+        </w:tc>
+        <w:tc>
+          <w:tcPr/>
+          <w:p>
+            <w:pPr>
+              <w:pStyle w:val="Compact"/>
+            </w:pPr>
+            <w:r>
+              <w:t xml:space="preserve">FastAPI</w:t>
+            </w:r>
+          </w:p>
+        </w:tc>
+        <w:tc>
+          <w:tcPr/>
+          <w:p>
+            <w:pPr>
+              <w:pStyle w:val="Compact"/>
+            </w:pPr>
+            <w:r>
+              <w:t xml:space="preserve">ФСП ID (OIDC, PKCE, RS256) и реестр достижений</w:t>
+            </w:r>
+          </w:p>
+        </w:tc>
+      </w:tr>
+      <w:tr>
+        <w:tc>
+          <w:tcPr/>
+          <w:p>
+            <w:pPr>
+              <w:pStyle w:val="Compact"/>
+            </w:pPr>
+            <w:r>
+              <w:rPr>
+                <w:rStyle w:val="VerbatimChar"/>
+              </w:rPr>
+              <w:t xml:space="preserve">mailpit</w:t>
+            </w:r>
+          </w:p>
+        </w:tc>
+        <w:tc>
+          <w:tcPr/>
+          <w:p>
+            <w:pPr>
+              <w:pStyle w:val="Compact"/>
+            </w:pPr>
+            <w:r>
+              <w:t xml:space="preserve">Mailpit 1.31</w:t>
+            </w:r>
+          </w:p>
+        </w:tc>
+        <w:tc>
+          <w:tcPr/>
+          <w:p>
+            <w:pPr>
+              <w:pStyle w:val="Compact"/>
+            </w:pPr>
+            <w:r>
+              <w:t xml:space="preserve">Письма подтверждения и уведомления</w:t>
+            </w:r>
+          </w:p>
+        </w:tc>
+      </w:tr>
+      <w:tr>
+        <w:tc>
+          <w:tcPr/>
+          <w:p>
+            <w:pPr>
+              <w:pStyle w:val="Compact"/>
+            </w:pPr>
+            <w:r>
+              <w:rPr>
+                <w:rStyle w:val="VerbatimChar"/>
+              </w:rPr>
+              <w:t xml:space="preserve">keycloak</w:t>
+            </w:r>
+            <w:r>
+              <w:t xml:space="preserve"> </w:t>
+            </w:r>
+            <w:r>
+              <w:t xml:space="preserve">(по желанию)</w:t>
+            </w:r>
+          </w:p>
+        </w:tc>
+        <w:tc>
+          <w:tcPr/>
+          <w:p>
+            <w:pPr>
+              <w:pStyle w:val="Compact"/>
+            </w:pPr>
+            <w:r>
+              <w:t xml:space="preserve">Keycloak 26.4</w:t>
+            </w:r>
+          </w:p>
+        </w:tc>
+        <w:tc>
+          <w:tcPr/>
+          <w:p>
+            <w:pPr>
+              <w:pStyle w:val="Compact"/>
+            </w:pPr>
+            <w:r>
+              <w:t xml:space="preserve">ФСП ID на полноценном Keycloak — тот же протокол</w:t>
+            </w:r>
+          </w:p>
+        </w:tc>
+      </w:tr>
+      <w:tr>
+        <w:tc>
+          <w:tcPr/>
+          <w:p>
+            <w:pPr>
+              <w:pStyle w:val="Compact"/>
+            </w:pPr>
+            <w:r>
+              <w:rPr>
+                <w:rStyle w:val="VerbatimChar"/>
+              </w:rPr>
+              <w:t xml:space="preserve">caddy</w:t>
+            </w:r>
+            <w:r>
+              <w:t xml:space="preserve"> </w:t>
+            </w:r>
+            <w:r>
+              <w:t xml:space="preserve">(сервер)</w:t>
+            </w:r>
+          </w:p>
+        </w:tc>
+        <w:tc>
+          <w:tcPr/>
+          <w:p>
+            <w:pPr>
+              <w:pStyle w:val="Compact"/>
+            </w:pPr>
+            <w:r>
+              <w:t xml:space="preserve">Caddy 2.10</w:t>
+            </w:r>
+          </w:p>
+        </w:tc>
+        <w:tc>
+          <w:tcPr/>
+          <w:p>
+            <w:pPr>
+              <w:pStyle w:val="Compact"/>
+            </w:pPr>
+            <w:r>
+              <w:t xml:space="preserve">HTTPS при развёртывании на VPS</w:t>
+            </w:r>
+          </w:p>
+        </w:tc>
+      </w:tr>
+    </w:tbl>
+    <w:p>
+      <w:pPr>
+        <w:pStyle w:val="BodyText"/>
+      </w:pPr>
+      <w:r>
+        <w:rPr>
+          <w:b/>
+          <w:bCs/>
+        </w:rPr>
+        <w:t xml:space="preserve">Слои бэкенда:</w:t>
+      </w:r>
+      <w:r>
+        <w:t xml:space="preserve"> </w:t>
+      </w:r>
+      <w:r>
+        <w:t xml:space="preserve">api (роутеры, роли) → services (сценарии и правила) → crud (единственный</w:t>
+      </w:r>
+      <w:r>
+        <w:t xml:space="preserve"> </w:t>
+      </w:r>
+      <w:r>
+        <w:t xml:space="preserve">доступ к базе) → models (SQLAlchemy); схемы Pydantic описывают вход и выход API. Подробно —</w:t>
       </w:r>
       <w:r>
         <w:t xml:space="preserve"> </w:t>
@@ -5540,7 +6358,7 @@
         <w:pStyle w:val="FirstParagraph"/>
       </w:pPr>
       <w:r>
-        <w:t xml:space="preserve">Это ruff, mypy strict, eslint, tsc и все тесты: 491 бэкенда на реальном PostgreSQL, 77</w:t>
+        <w:t xml:space="preserve">Это ruff, mypy strict, eslint, tsc и все тесты: 493 бэкенда на реальном PostgreSQL, 77</w:t>
       </w:r>
       <w:r>
         <w:t xml:space="preserve"> </w:t>

--- a/docs/submission/scout-documentation.docx
+++ b/docs/submission/scout-documentation.docx
@@ -1804,7 +1804,19 @@
         <w:t xml:space="preserve"> </w:t>
       </w:r>
       <w:r>
-        <w:t xml:space="preserve">Типографика выверена на 1440 px, все экраны проверены на 375 px без горизонтальной прокрутки.</w:t>
+        <w:t xml:space="preserve">Единая шкала шрифтов во всех кабинетах и на любой ширине экрана — от ноутбука до 2K-монитора:</w:t>
+      </w:r>
+      <w:r>
+        <w:t xml:space="preserve"> </w:t>
+      </w:r>
+      <w:r>
+        <w:t xml:space="preserve">основной текст 16 px, заголовок страницы 30 px; все экраны проверены на 375 px без</w:t>
+      </w:r>
+      <w:r>
+        <w:t xml:space="preserve"> </w:t>
+      </w:r>
+      <w:r>
+        <w:t xml:space="preserve">горизонтальной прокрутки.</w:t>
       </w:r>
     </w:p>
     <w:bookmarkEnd w:id="14"/>

--- a/docs/submission/scout-documentation.docx
+++ b/docs/submission/scout-documentation.docx
@@ -1804,19 +1804,25 @@
         <w:t xml:space="preserve"> </w:t>
       </w:r>
       <w:r>
-        <w:t xml:space="preserve">Единая шкала шрифтов во всех кабинетах и на любой ширине экрана — от ноутбука до 2K-монитора:</w:t>
-      </w:r>
-      <w:r>
-        <w:t xml:space="preserve"> </w:t>
-      </w:r>
-      <w:r>
-        <w:t xml:space="preserve">основной текст 16 px, заголовок страницы 30 px; все экраны проверены на 375 px без</w:t>
-      </w:r>
-      <w:r>
-        <w:t xml:space="preserve"> </w:t>
-      </w:r>
-      <w:r>
-        <w:t xml:space="preserve">горизонтальной прокрутки.</w:t>
+        <w:t xml:space="preserve">Единая шкала шрифтов во всех кабинетах: до 1440 px основной текст 16 px и заголовок страницы</w:t>
+      </w:r>
+      <w:r>
+        <w:t xml:space="preserve"> </w:t>
+      </w:r>
+      <w:r>
+        <w:t xml:space="preserve">30 px, шире кегль плавно растёт вместе с окном (около 20 px на мониторе 1920, не больше 24 px),</w:t>
+      </w:r>
+      <w:r>
+        <w:t xml:space="preserve"> </w:t>
+      </w:r>
+      <w:r>
+        <w:t xml:space="preserve">поэтому страница на мониторе выглядит так же, как на ноутбуке. Все экраны проверены на 375 px</w:t>
+      </w:r>
+      <w:r>
+        <w:t xml:space="preserve"> </w:t>
+      </w:r>
+      <w:r>
+        <w:t xml:space="preserve">без горизонтальной прокрутки.</w:t>
       </w:r>
     </w:p>
     <w:bookmarkEnd w:id="14"/>

--- a/docs/submission/scout-documentation.docx
+++ b/docs/submission/scout-documentation.docx
@@ -5632,29 +5632,91 @@
         <w:pStyle w:val="FirstParagraph"/>
       </w:pPr>
       <w:r>
+        <w:t xml:space="preserve">Стенд одинаково запускается на Windows, macOS и Linux: всё работает в Docker, Python, Node.js и</w:t>
+      </w:r>
+      <w:r>
+        <w:t xml:space="preserve"> </w:t>
+      </w:r>
+      <w:r>
+        <w:t xml:space="preserve">базу данных ставить не нужно. Команды ниже одинаковы для терминала macOS и Linux и для</w:t>
+      </w:r>
+      <w:r>
+        <w:t xml:space="preserve"> </w:t>
+      </w:r>
+      <w:r>
+        <w:t xml:space="preserve">PowerShell в Windows.</w:t>
+      </w:r>
+    </w:p>
+    <w:p>
+      <w:pPr>
+        <w:pStyle w:val="BodyText"/>
+      </w:pPr>
+      <w:r>
         <w:rPr>
           <w:b/>
           <w:bCs/>
         </w:rPr>
-        <w:t xml:space="preserve">Что нужно:</w:t>
-      </w:r>
-      <w:r>
-        <w:t xml:space="preserve"> </w:t>
-      </w:r>
-      <w:r>
-        <w:t xml:space="preserve">Docker с Compose v2 и около 1,5 ГБ свободной памяти; GPU не нужен. Интернет</w:t>
-      </w:r>
-      <w:r>
-        <w:t xml:space="preserve"> </w:t>
-      </w:r>
-      <w:r>
-        <w:t xml:space="preserve">нужен только для сборки образов, стенд работает офлайн. Свободные порты: 8080 (приложение),</w:t>
-      </w:r>
-      <w:r>
-        <w:t xml:space="preserve"> </w:t>
-      </w:r>
-      <w:r>
-        <w:t xml:space="preserve">8025 (Mailpit), 8090 (эмулятор ФСП ID).</w:t>
+        <w:t xml:space="preserve">Что нужно.</w:t>
+      </w:r>
+      <w:r>
+        <w:t xml:space="preserve"> </w:t>
+      </w:r>
+      <w:r>
+        <w:t xml:space="preserve">Docker с Compose v2: на Windows 10/11 — Docker Desktop с WSL 2, на macOS — Docker</w:t>
+      </w:r>
+      <w:r>
+        <w:t xml:space="preserve"> </w:t>
+      </w:r>
+      <w:r>
+        <w:t xml:space="preserve">Desktop (Apple Silicon или Intel), на Linux — Docker Engine с плагином</w:t>
+      </w:r>
+      <w:r>
+        <w:t xml:space="preserve"> </w:t>
+      </w:r>
+      <w:r>
+        <w:rPr>
+          <w:rStyle w:val="VerbatimChar"/>
+        </w:rPr>
+        <w:t xml:space="preserve">docker-compose-plugin</w:t>
+      </w:r>
+      <w:r>
+        <w:t xml:space="preserve">.</w:t>
+      </w:r>
+      <w:r>
+        <w:t xml:space="preserve"> </w:t>
+      </w:r>
+      <w:r>
+        <w:t xml:space="preserve">Docker нужно около 2 ГБ памяти (с Keycloak — 3 ГБ) и около 3 ГБ на диске; GPU не нужен.</w:t>
+      </w:r>
+      <w:r>
+        <w:t xml:space="preserve"> </w:t>
+      </w:r>
+      <w:r>
+        <w:t xml:space="preserve">Интернет нужен только для первой сборки, дальше стенд работает офлайн. Свободные порты: 8080</w:t>
+      </w:r>
+      <w:r>
+        <w:t xml:space="preserve"> </w:t>
+      </w:r>
+      <w:r>
+        <w:t xml:space="preserve">(приложение), 8025 (Mailpit), 8090 (эмулятор ФСП ID), 5432 и 8000 (база и API на localhost);</w:t>
+      </w:r>
+      <w:r>
+        <w:t xml:space="preserve"> </w:t>
+      </w:r>
+      <w:r>
+        <w:t xml:space="preserve">любой из них переназначается в</w:t>
+      </w:r>
+      <w:r>
+        <w:t xml:space="preserve"> </w:t>
+      </w:r>
+      <w:r>
+        <w:rPr>
+          <w:rStyle w:val="VerbatimChar"/>
+        </w:rPr>
+        <w:t xml:space="preserve">.env</w:t>
+      </w:r>
+      <w:r>
+        <w:t xml:space="preserve">.</w:t>
       </w:r>
     </w:p>
     <w:p>
@@ -5677,7 +5739,16 @@
         <w:rPr>
           <w:rStyle w:val="VerbatimChar"/>
         </w:rPr>
-        <w:t xml:space="preserve">git clone &lt;адрес репозитория&gt; scout &amp;&amp; cd scout</w:t>
+        <w:t xml:space="preserve">git clone https://github.com/diktator06/fsp-scout.git</w:t>
+      </w:r>
+      <w:r>
+        <w:br/>
+      </w:r>
+      <w:r>
+        <w:rPr>
+          <w:rStyle w:val="VerbatimChar"/>
+        </w:rPr>
+        <w:t xml:space="preserve">cd fsp-scout</w:t>
       </w:r>
       <w:r>
         <w:br/>
@@ -5694,7 +5765,7 @@
         <w:pStyle w:val="FirstParagraph"/>
       </w:pPr>
       <w:r>
-        <w:t xml:space="preserve">Через одну-две минуты все сервисы в состоянии</w:t>
+        <w:t xml:space="preserve">Первая сборка занимает 5–10 минут; затем за одну-две минуты все сервисы переходят в состояние</w:t>
       </w:r>
       <w:r>
         <w:t xml:space="preserve"> </w:t>
@@ -6304,16 +6375,7 @@
         <w:rPr>
           <w:rStyle w:val="VerbatimChar"/>
         </w:rPr>
-        <w:t xml:space="preserve">make up-keycloak</w:t>
-      </w:r>
-      <w:r>
-        <w:br/>
-      </w:r>
-      <w:r>
-        <w:rPr>
-          <w:rStyle w:val="VerbatimChar"/>
-        </w:rPr>
-        <w:t xml:space="preserve">make keycloak-smoke</w:t>
+        <w:t xml:space="preserve">docker compose -f docker-compose.yml -f docker-compose.keycloak.yml up --build -d</w:t>
       </w:r>
     </w:p>
     <w:p>
@@ -6327,24 +6389,32 @@
         <w:t xml:space="preserve"> </w:t>
       </w:r>
       <w:r>
-        <w:t xml:space="preserve">эмулятору —</w:t>
-      </w:r>
-      <w:r>
-        <w:t xml:space="preserve"> </w:t>
-      </w:r>
-      <w:r>
-        <w:rPr>
-          <w:rStyle w:val="VerbatimChar"/>
-        </w:rPr>
-        <w:t xml:space="preserve">make down-keycloak &amp;&amp; make up</w:t>
-      </w:r>
-      <w:r>
-        <w:t xml:space="preserve">.</w:t>
+        <w:t xml:space="preserve">эмулятору:</w:t>
       </w:r>
     </w:p>
     <w:p>
       <w:pPr>
-        <w:pStyle w:val="BodyText"/>
+        <w:pStyle w:val="SourceCode"/>
+      </w:pPr>
+      <w:r>
+        <w:rPr>
+          <w:rStyle w:val="VerbatimChar"/>
+        </w:rPr>
+        <w:t xml:space="preserve">docker compose -f docker-compose.yml -f docker-compose.keycloak.yml down</w:t>
+      </w:r>
+      <w:r>
+        <w:br/>
+      </w:r>
+      <w:r>
+        <w:rPr>
+          <w:rStyle w:val="VerbatimChar"/>
+        </w:rPr>
+        <w:t xml:space="preserve">docker compose up -d</w:t>
+      </w:r>
+    </w:p>
+    <w:p>
+      <w:pPr>
+        <w:pStyle w:val="FirstParagraph"/>
       </w:pPr>
       <w:r>
         <w:rPr>
@@ -6357,7 +6427,28 @@
         <w:t xml:space="preserve"> </w:t>
       </w:r>
       <w:r>
-        <w:t xml:space="preserve">(нужны Python 3.13 с uv и Node.js 22+):</w:t>
+        <w:t xml:space="preserve">(для разработки: нужны Python 3.13 с uv, Node.js 22+ и</w:t>
+      </w:r>
+      <w:r>
+        <w:t xml:space="preserve"> </w:t>
+      </w:r>
+      <w:r>
+        <w:rPr>
+          <w:rStyle w:val="VerbatimChar"/>
+        </w:rPr>
+        <w:t xml:space="preserve">make</w:t>
+      </w:r>
+      <w:r>
+        <w:t xml:space="preserve"> </w:t>
+      </w:r>
+      <w:r>
+        <w:t xml:space="preserve">— есть в</w:t>
+      </w:r>
+      <w:r>
+        <w:t xml:space="preserve"> </w:t>
+      </w:r>
+      <w:r>
+        <w:t xml:space="preserve">Linux и macOS, на Windows — в WSL 2):</w:t>
       </w:r>
     </w:p>
     <w:p>
@@ -6584,7 +6675,16 @@
         <w:rPr>
           <w:rStyle w:val="VerbatimChar"/>
         </w:rPr>
-        <w:t xml:space="preserve">docker compose down -v --remove-orphans &amp;&amp; docker compose up --build -d</w:t>
+        <w:t xml:space="preserve">docker compose down -v --remove-orphans</w:t>
+      </w:r>
+      <w:r>
+        <w:br/>
+      </w:r>
+      <w:r>
+        <w:rPr>
+          <w:rStyle w:val="VerbatimChar"/>
+        </w:rPr>
+        <w:t xml:space="preserve">docker compose up --build -d</w:t>
       </w:r>
     </w:p>
     <w:bookmarkEnd w:id="27"/>

--- a/docs/submission/scout-documentation.docx
+++ b/docs/submission/scout-documentation.docx
@@ -242,7 +242,7 @@
               <w:pStyle w:val="Compact"/>
             </w:pPr>
             <w:r>
-              <w:t xml:space="preserve">493 теста бэкенда на реальном PostgreSQL, 77 тестов фронтенда, 6 — эмулятора ФСП; ruff и mypy strict, eslint, tsc</w:t>
+              <w:t xml:space="preserve">497 тестов бэкенда на реальном PostgreSQL, 78 тестов фронтенда, 6 — эмулятора ФСП; ruff и mypy strict, eslint, tsc</w:t>
             </w:r>
           </w:p>
         </w:tc>
@@ -6467,7 +6467,7 @@
         <w:pStyle w:val="FirstParagraph"/>
       </w:pPr>
       <w:r>
-        <w:t xml:space="preserve">Это ruff, mypy strict, eslint, tsc и все тесты: 493 бэкенда на реальном PostgreSQL, 77</w:t>
+        <w:t xml:space="preserve">Это ruff, mypy strict, eslint, tsc и все тесты: 497 бэкенда на реальном PostgreSQL, 78</w:t>
       </w:r>
       <w:r>
         <w:t xml:space="preserve"> </w:t>

--- a/docs/submission/scout-documentation.docx
+++ b/docs/submission/scout-documentation.docx
@@ -242,7 +242,7 @@
               <w:pStyle w:val="Compact"/>
             </w:pPr>
             <w:r>
-              <w:t xml:space="preserve">497 тестов бэкенда на реальном PostgreSQL, 78 тестов фронтенда, 6 — эмулятора ФСП; ruff и mypy strict, eslint, tsc</w:t>
+              <w:t xml:space="preserve">498 тестов бэкенда на реальном PostgreSQL, 78 тестов фронтенда, 6 — эмулятора ФСП; ruff и mypy strict, eslint, tsc</w:t>
             </w:r>
           </w:p>
         </w:tc>
@@ -6467,7 +6467,7 @@
         <w:pStyle w:val="FirstParagraph"/>
       </w:pPr>
       <w:r>
-        <w:t xml:space="preserve">Это ruff, mypy strict, eslint, tsc и все тесты: 497 бэкенда на реальном PostgreSQL, 78</w:t>
+        <w:t xml:space="preserve">Это ruff, mypy strict, eslint, tsc и все тесты: 498 бэкенда на реальном PostgreSQL, 78</w:t>
       </w:r>
       <w:r>
         <w:t xml:space="preserve"> </w:t>
